--- a/docs/Dissertation_Ganesh_Oli_V1.docx
+++ b/docs/Dissertation_Ganesh_Oli_V1.docx
@@ -4673,14 +4673,38 @@
         <w:rPr>
           <w:rFonts w:cs="Times New Roman"/>
         </w:rPr>
-        <w:t xml:space="preserve">First, I implemented the architecture rather than stopping at a conceptual diagram. The API records the business request and outbox event atomically; a restricted relayer verifies the insurer’s EIP-712 signature; and the listener turns confirmed contract events into </w:t>
+        <w:t>First, I implemented the architecture rather than stopping at a conceptual diagram. The API records the business request and outbox event atomically</w:t>
+      </w:r>
+      <w:r>
+        <w:rPr>
+          <w:rFonts w:cs="Times New Roman"/>
+        </w:rPr>
+        <w:t>.</w:t>
+      </w:r>
+      <w:r>
+        <w:rPr>
+          <w:rFonts w:cs="Times New Roman"/>
+        </w:rPr>
+        <w:t xml:space="preserve"> </w:t>
+      </w:r>
+      <w:r>
+        <w:rPr>
+          <w:rFonts w:cs="Times New Roman"/>
+        </w:rPr>
+        <w:t>A</w:t>
+      </w:r>
+      <w:r>
+        <w:rPr>
+          <w:rFonts w:cs="Times New Roman"/>
+        </w:rPr>
+        <w:t xml:space="preserve"> restricted relayer verifies the insurer’s EIP-712 signature and the listener turns confirmed contract events </w:t>
       </w:r>
       <w:r>
         <w:rPr>
           <w:rFonts w:cs="Times New Roman"/>
         </w:rPr>
         <w:lastRenderedPageBreak/>
-        <w:t>durable application state and Kafka work. The sequence exposes where each trust decision occurs. It also lets a browser user avoid holding test-network gas without giving the relayer authority to invent an insurer submission.</w:t>
+        <w:t>into durable application state and Kafka work. The sequence exposes where each trust decision occurs. It also lets a browser user avoid holding test-network gas without giving the relayer authority to invent an insurer submission.</w:t>
       </w:r>
     </w:p>
     <w:p>
@@ -5906,7 +5930,31 @@
         <w:rPr>
           <w:rFonts w:cs="Times New Roman"/>
         </w:rPr>
-        <w:t>. Their architectural direction supports the hypothesis that provenance and prediction can coexist, but published evaluations frequently optimise one layer at a time. A ledger study may report gas or functional correctness without measuring model delivery; an ML study may report accuracy without an auditable chain of custody; an end-to-end proposal may not make replay behaviour explicit. The gap is therefore less about inventing another component than about making the contracts between components testable.</w:t>
+        <w:t>. Their architectural direction supports the hypothesis that provenance and prediction can coexist, but published evaluations frequently optimise one layer at a time. A ledger study may report gas or functional correctness without measuring model delivery</w:t>
+      </w:r>
+      <w:r>
+        <w:rPr>
+          <w:rFonts w:cs="Times New Roman"/>
+        </w:rPr>
+        <w:t>,</w:t>
+      </w:r>
+      <w:r>
+        <w:rPr>
+          <w:rFonts w:cs="Times New Roman"/>
+        </w:rPr>
+        <w:t xml:space="preserve"> an ML study may report accuracy without an auditable chain of custody</w:t>
+      </w:r>
+      <w:r>
+        <w:rPr>
+          <w:rFonts w:cs="Times New Roman"/>
+        </w:rPr>
+        <w:t>,</w:t>
+      </w:r>
+      <w:r>
+        <w:rPr>
+          <w:rFonts w:cs="Times New Roman"/>
+        </w:rPr>
+        <w:t xml:space="preserve"> an end-to-end proposal may not make replay behaviour explicit. The gap is therefore less about inventing another component than about making the contracts between components testable.</w:t>
       </w:r>
     </w:p>
     <w:p>
@@ -6149,7 +6197,31 @@
         <w:rPr>
           <w:rFonts w:cs="Times New Roman"/>
         </w:rPr>
-        <w:t xml:space="preserve">A fraud system processes information that can affect access to money, speed of settlement and a customer’s reputation. Data protection, fairness and contestability are not peripheral requirements. Data minimisation asks whether each field is necessary for the stated purpose; purpose limitation constrains reuse; retention policy governs how long evidence and derived features remain available. Public replication and persistence complicate rectification and erasure, so final European guidance emphasises necessity, protection by design, controller-role analysis and data-protection impact assessment before high-risk blockchain processing </w:t>
+        <w:t>A fraud system processes information that can affect access to money, speed of settlement and a customer’s reputation. Data protection, fairness and contestability are not peripheral requirements. Data minimisation asks whether each field is necessary for the stated purpose</w:t>
+      </w:r>
+      <w:r>
+        <w:rPr>
+          <w:rFonts w:cs="Times New Roman"/>
+        </w:rPr>
+        <w:t>,</w:t>
+      </w:r>
+      <w:r>
+        <w:rPr>
+          <w:rFonts w:cs="Times New Roman"/>
+        </w:rPr>
+        <w:t xml:space="preserve"> purpose limitation constrains reuse</w:t>
+      </w:r>
+      <w:r>
+        <w:rPr>
+          <w:rFonts w:cs="Times New Roman"/>
+        </w:rPr>
+        <w:t>,</w:t>
+      </w:r>
+      <w:r>
+        <w:rPr>
+          <w:rFonts w:cs="Times New Roman"/>
+        </w:rPr>
+        <w:t xml:space="preserve"> retention policy governs how long evidence and derived features remain available. Public replication and persistence complicate rectification and erasure, so final European guidance emphasises necessity, protection by design, controller-role analysis and data-protection impact assessment before high-risk blockchain processing </w:t>
       </w:r>
       <w:sdt>
         <w:sdtPr>
@@ -6448,7 +6520,7 @@
         <w:rPr>
           <w:rFonts w:cs="Times New Roman"/>
         </w:rPr>
-        <w:t xml:space="preserve">The EU AI Act provides a useful additional boundary rather than a simple label. Its recitals distinguish AI used for legally provided financial-fraud detection from the listed high-risk use of AI for life and health insurance risk assessment and pricing; classification depends on intended purpose. However, its lifecycle risk management, logging and effective human-oversight requirements provide relevant design benchmarks for consequential insurance systems </w:t>
+        <w:t xml:space="preserve">The EU AI Act provides a useful additional boundary rather than a simple label. Its recitals distinguish AI used for legally provided financial-fraud detection from the listed high-risk use of AI for life and health insurance risk assessment and pricing classification depends on intended purpose. However, its lifecycle risk management, logging and effective human-oversight requirements provide relevant design benchmarks for consequential insurance systems </w:t>
       </w:r>
       <w:sdt>
         <w:sdtPr>
@@ -8102,7 +8174,45 @@
         <w:rPr>
           <w:rFonts w:cs="Times New Roman"/>
         </w:rPr>
-        <w:t xml:space="preserve">. Evaluation was mapped selectively to testing, quality, security and operational concerns in the openly available IEEE software-engineering body of knowledge; this is an organising frame, not a claim of conformance </w:t>
+        <w:t>. Evaluation was mapped selectively to testing, quality, security and operational concerns in the openly available IEEE software-engineering body of knowledge</w:t>
+      </w:r>
+      <w:r>
+        <w:rPr>
+          <w:rFonts w:cs="Times New Roman"/>
+        </w:rPr>
+        <w:t>.</w:t>
+      </w:r>
+      <w:r>
+        <w:rPr>
+          <w:rFonts w:cs="Times New Roman"/>
+        </w:rPr>
+        <w:t xml:space="preserve"> </w:t>
+      </w:r>
+      <w:r>
+        <w:rPr>
+          <w:rFonts w:cs="Times New Roman"/>
+        </w:rPr>
+        <w:t>T</w:t>
+      </w:r>
+      <w:r>
+        <w:rPr>
+          <w:rFonts w:cs="Times New Roman"/>
+        </w:rPr>
+        <w:t xml:space="preserve">his is an </w:t>
+      </w:r>
+      <w:proofErr w:type="spellStart"/>
+      <w:r>
+        <w:rPr>
+          <w:rFonts w:cs="Times New Roman"/>
+        </w:rPr>
+        <w:t>organising</w:t>
+      </w:r>
+      <w:proofErr w:type="spellEnd"/>
+      <w:r>
+        <w:rPr>
+          <w:rFonts w:cs="Times New Roman"/>
+        </w:rPr>
+        <w:t xml:space="preserve"> frame, not a claim of conformance </w:t>
       </w:r>
       <w:sdt>
         <w:sdtPr>
@@ -8604,7 +8714,7 @@
                 <w:rFonts w:cs="Times New Roman"/>
                 <w:sz w:val="15"/>
               </w:rPr>
-              <w:t>EIP-712 typed signature verified by the forwarder; submitter role at registry.</w:t>
+              <w:t>EIP-712 typed signature verified by the forwarder submitter role at registry.</w:t>
             </w:r>
           </w:p>
         </w:tc>
@@ -8631,7 +8741,7 @@
                 <w:rFonts w:cs="Times New Roman"/>
                 <w:sz w:val="15"/>
               </w:rPr>
-              <w:t>Contract unit and fuzz tests; API validation tests.</w:t>
+              <w:t>Contract unit and fuzz tests API validation tests.</w:t>
             </w:r>
           </w:p>
         </w:tc>
@@ -9533,7 +9643,7 @@
                 <w:rFonts w:cs="Times New Roman"/>
                 <w:sz w:val="15"/>
               </w:rPr>
-              <w:t>Risk status and explanation are advisory; no automated settlement or fraud verdict.</w:t>
+              <w:t>Risk status and explanation are advisory no automated settlement or fraud verdict.</w:t>
             </w:r>
           </w:p>
         </w:tc>
@@ -9584,7 +9694,21 @@
         <w:rPr>
           <w:rFonts w:cs="Times New Roman"/>
         </w:rPr>
-        <w:t xml:space="preserve">The threat model assumes that internet clients may be malicious, Kafka and RPC messages may be duplicated or delayed, services may crash between steps and public-chain data can be observed. It does not assume that most Sepolia validators are compromised, that a cloud administrator has unrestricted host access or that the cryptography is broken. I state these limits because smart-contract weaknesses can appear in architecture, code, cryptography, business rules and operations. Current smart-contract and secure-development guidance treats these areas as connected controls; one analyser or test suite is not enough </w:t>
+        <w:t xml:space="preserve">The threat model assumes that internet clients may be malicious, Kafka and RPC messages may be duplicated or delayed, services may crash between steps and public-chain data can be observed. It does not assume that most Sepolia validators are compromised, that a cloud administrator has unrestricted host access or that the cryptography is broken. I state these limits because smart-contract weaknesses can appear in architecture, code, cryptography, business rules and operations. Current smart-contract and secure-development guidance treats these areas as connected controls one </w:t>
+      </w:r>
+      <w:proofErr w:type="spellStart"/>
+      <w:r>
+        <w:rPr>
+          <w:rFonts w:cs="Times New Roman"/>
+        </w:rPr>
+        <w:t>analyser</w:t>
+      </w:r>
+      <w:proofErr w:type="spellEnd"/>
+      <w:r>
+        <w:rPr>
+          <w:rFonts w:cs="Times New Roman"/>
+        </w:rPr>
+        <w:t xml:space="preserve"> or test suite is not enough </w:t>
       </w:r>
       <w:sdt>
         <w:sdtPr>
@@ -9913,7 +10037,7 @@
                 <w:rFonts w:cs="Times New Roman"/>
                 <w:sz w:val="16"/>
               </w:rPr>
-              <w:t>Assessor role scoped to an insurer; contract rejects invalid caller and transition.</w:t>
+              <w:t>Assessor role scoped to an insurer contract rejects invalid caller and transition.</w:t>
             </w:r>
           </w:p>
         </w:tc>
@@ -10267,7 +10391,7 @@
                 <w:rFonts w:cs="Times New Roman"/>
                 <w:sz w:val="16"/>
               </w:rPr>
-              <w:t>Only minimal metadata, hash and content reference on-chain; fictional data in research.</w:t>
+              <w:t>Only minimal metadata, hash and content reference on-chain fictional data in research.</w:t>
             </w:r>
           </w:p>
         </w:tc>
@@ -10801,7 +10925,59 @@
         <w:rPr>
           <w:rFonts w:cs="Times New Roman"/>
         </w:rPr>
-        <w:t>The registry contract uses role-based access control with separate administrative, submitting and assessing responsibilities. The administrator configures participating roles; a submitter can register a claim for its authorised insurer context; and an assessor is scoped so that one insurer’s assessment authority cannot be silently applied to another insurer’s claim. Lifecycle transitions are forward-only. The first completed assessment becomes immutable at the contract level, preventing later score replacement from erasing the historical decision point.</w:t>
+        <w:t>The registry contract uses role-based access control with separate administrative, submitting and assessing responsibilities. The administrator configures participating roles</w:t>
+      </w:r>
+      <w:r>
+        <w:rPr>
+          <w:rFonts w:cs="Times New Roman"/>
+        </w:rPr>
+        <w:t>.</w:t>
+      </w:r>
+      <w:r>
+        <w:rPr>
+          <w:rFonts w:cs="Times New Roman"/>
+        </w:rPr>
+        <w:t xml:space="preserve"> </w:t>
+      </w:r>
+      <w:r>
+        <w:rPr>
+          <w:rFonts w:cs="Times New Roman"/>
+        </w:rPr>
+        <w:t>A</w:t>
+      </w:r>
+      <w:r>
+        <w:rPr>
+          <w:rFonts w:cs="Times New Roman"/>
+        </w:rPr>
+        <w:t xml:space="preserve"> submitter can register a claim for its </w:t>
+      </w:r>
+      <w:proofErr w:type="spellStart"/>
+      <w:r>
+        <w:rPr>
+          <w:rFonts w:cs="Times New Roman"/>
+        </w:rPr>
+        <w:t>authorised</w:t>
+      </w:r>
+      <w:proofErr w:type="spellEnd"/>
+      <w:r>
+        <w:rPr>
+          <w:rFonts w:cs="Times New Roman"/>
+        </w:rPr>
+        <w:t xml:space="preserve"> insurer </w:t>
+      </w:r>
+      <w:proofErr w:type="gramStart"/>
+      <w:r>
+        <w:rPr>
+          <w:rFonts w:cs="Times New Roman"/>
+        </w:rPr>
+        <w:t>context</w:t>
+      </w:r>
+      <w:proofErr w:type="gramEnd"/>
+      <w:r>
+        <w:rPr>
+          <w:rFonts w:cs="Times New Roman"/>
+        </w:rPr>
+        <w:t xml:space="preserve"> and an assessor is scoped so that one insurer’s assessment authority cannot be silently applied to another insurer’s claim. Lifecycle transitions are forward-only. The first completed assessment becomes immutable at the contract level, preventing later score replacement from erasing the historical decision point.</w:t>
       </w:r>
     </w:p>
     <w:p>
@@ -10814,7 +10990,31 @@
         <w:rPr>
           <w:rFonts w:cs="Times New Roman"/>
         </w:rPr>
-        <w:t xml:space="preserve">I chose ERC-2771 for gasless submission. The user signs EIP-712 data containing the claim commitment, intended contract, chain, nonce and deadline. The relayer pays test-network gas, but changing a signed field invalidates the request; the forwarder verifies it and exposes the original signer to the registry. EIP-712 does not itself stop replay. Here, domain separation limits reuse in another context, while nonces and deadlines restrict repeated or stale authorisations </w:t>
+        <w:t>I chose ERC-2771 for gasless submission. The user signs EIP-712 data containing the claim commitment, intended contract, chain, nonce and deadline. The relayer pays test-network gas, but changing a signed field invalidates the request</w:t>
+      </w:r>
+      <w:r>
+        <w:rPr>
+          <w:rFonts w:cs="Times New Roman"/>
+        </w:rPr>
+        <w:t>.</w:t>
+      </w:r>
+      <w:r>
+        <w:rPr>
+          <w:rFonts w:cs="Times New Roman"/>
+        </w:rPr>
+        <w:t xml:space="preserve"> </w:t>
+      </w:r>
+      <w:r>
+        <w:rPr>
+          <w:rFonts w:cs="Times New Roman"/>
+        </w:rPr>
+        <w:t>T</w:t>
+      </w:r>
+      <w:r>
+        <w:rPr>
+          <w:rFonts w:cs="Times New Roman"/>
+        </w:rPr>
+        <w:t xml:space="preserve">he forwarder verifies it and exposes the original signer to the registry. EIP-712 does not itself stop replay. Here, domain separation limits reuse in another context, while nonces and deadlines restrict repeated or stale authorisations </w:t>
       </w:r>
       <w:sdt>
         <w:sdtPr>
@@ -10882,7 +11082,31 @@
           <w:rFonts w:cs="Times New Roman"/>
         </w:rPr>
         <w:lastRenderedPageBreak/>
-        <w:t>0x5A7A3e22843397f998823D0d58aBd2E1f4b2A300, the forwarder address is 0x0e68Ac27a344f454373604Eec3144c427661E5F0, the start block is 11,426,492 and the network chain identifier is 11155111. These values support reproduction of the configured deployment; they are not a service-level commitment, and public test-network contracts should not receive real claim data.</w:t>
+        <w:t>0x5A7A3e22843397f998823D0d58aBd2E1f4b2A300, the forwarder address is 0x0e68Ac27a344f454373604Eec3144c427661E5F0, the start block is 11,426,492 and the network chain identifier is 11155111. These values support reproduction of the configured deployment</w:t>
+      </w:r>
+      <w:r>
+        <w:rPr>
+          <w:rFonts w:cs="Times New Roman"/>
+        </w:rPr>
+        <w:t>.</w:t>
+      </w:r>
+      <w:r>
+        <w:rPr>
+          <w:rFonts w:cs="Times New Roman"/>
+        </w:rPr>
+        <w:t xml:space="preserve"> </w:t>
+      </w:r>
+      <w:r>
+        <w:rPr>
+          <w:rFonts w:cs="Times New Roman"/>
+        </w:rPr>
+        <w:t>T</w:t>
+      </w:r>
+      <w:r>
+        <w:rPr>
+          <w:rFonts w:cs="Times New Roman"/>
+        </w:rPr>
+        <w:t>hey are not a service-level commitment, and public test-network contracts should not receive real claim data.</w:t>
       </w:r>
     </w:p>
     <w:p>
@@ -10942,7 +11166,31 @@
         <w:rPr>
           <w:rFonts w:cs="Times New Roman"/>
         </w:rPr>
-        <w:t xml:space="preserve"> because privacy controls, schemas and model features change more quickly than a registry commitment. The public record carries only the fields needed to identify the issuer, content commitment and lifecycle. Private metadata used for delivery, user experience and investigation remains in the backend. When the worker reads IPFS content, it verifies the expected CID and hash before extracting features. A successful download is not sufficient; the downloaded bytes must be the bytes that were committed.</w:t>
+        <w:t xml:space="preserve"> because privacy controls, schemas and model features change more quickly than a registry commitment. The public record carries only the fields needed to identify the issuer, content commitment and lifecycle. Private metadata used for delivery, user experience and investigation remains in the backend. When the worker reads IPFS content, it verifies the expected CID and hash before extracting features. A successful download is not sufficient</w:t>
+      </w:r>
+      <w:r>
+        <w:rPr>
+          <w:rFonts w:cs="Times New Roman"/>
+        </w:rPr>
+        <w:t>.</w:t>
+      </w:r>
+      <w:r>
+        <w:rPr>
+          <w:rFonts w:cs="Times New Roman"/>
+        </w:rPr>
+        <w:t xml:space="preserve"> </w:t>
+      </w:r>
+      <w:r>
+        <w:rPr>
+          <w:rFonts w:cs="Times New Roman"/>
+        </w:rPr>
+        <w:t>T</w:t>
+      </w:r>
+      <w:r>
+        <w:rPr>
+          <w:rFonts w:cs="Times New Roman"/>
+        </w:rPr>
+        <w:t>he downloaded bytes must be the bytes that were committed.</w:t>
       </w:r>
     </w:p>
     <w:p>
@@ -11023,7 +11271,7 @@
           <w:rFonts w:cs="Times New Roman"/>
         </w:rPr>
         <w:lastRenderedPageBreak/>
-        <w:t>Figure 3.2 makes the commit boundaries explicit. The API transaction commits local claim intent and an outbox item together. A publisher may send that item more than once, so the relaying path uses stable request identity and contract replay protection. The listener processes a block range, persists the indexed events and publishes them to Kafka; only after publication is acknowledged does it advance the range checkpoint. If it fails earlier, the same range is safely reconsidered.</w:t>
+        <w:t>Figure 3.2 makes the commit boundaries explicit. The API transaction commits local claim intent and an outbox item together. A publisher may send that item more than once, so the relaying path uses stable request identity and contract replay protection. The listener processes a block range, persists the indexed events and publishes them to Kafka only after publication is acknowledged does it advance the range checkpoint. If it fails earlier, the same range is safely reconsidered.</w:t>
       </w:r>
     </w:p>
     <w:p>
@@ -11097,7 +11345,31 @@
         <w:rPr>
           <w:rFonts w:cs="Times New Roman"/>
         </w:rPr>
-        <w:t>Chain reorganisation is a related but distinct concern. The listener uses confirmed ranges and a recorded start point; a production configuration would need a documented confirmation-depth or finality policy, reorganisation detection and reconciliation for already published events. Public-test-network observation under deliberately induced reorganisations was outside the evaluation.</w:t>
+        <w:t>Chain reorganisation is a related but distinct concern. The listener uses confirmed ranges and a recorded start point</w:t>
+      </w:r>
+      <w:r>
+        <w:rPr>
+          <w:rFonts w:cs="Times New Roman"/>
+        </w:rPr>
+        <w:t>.</w:t>
+      </w:r>
+      <w:r>
+        <w:rPr>
+          <w:rFonts w:cs="Times New Roman"/>
+        </w:rPr>
+        <w:t xml:space="preserve"> </w:t>
+      </w:r>
+      <w:r>
+        <w:rPr>
+          <w:rFonts w:cs="Times New Roman"/>
+        </w:rPr>
+        <w:t>A</w:t>
+      </w:r>
+      <w:r>
+        <w:rPr>
+          <w:rFonts w:cs="Times New Roman"/>
+        </w:rPr>
+        <w:t xml:space="preserve"> production configuration would need a documented confirmation-depth or finality policy, reorganisation detection and reconciliation for already published events. Public-test-network observation under deliberately induced reorganisations was outside the evaluation.</w:t>
       </w:r>
     </w:p>
     <w:p>
@@ -11126,7 +11398,7 @@
         <w:rPr>
           <w:rFonts w:cs="Times New Roman"/>
         </w:rPr>
-        <w:t xml:space="preserve">Feature engineering is governed by an allow-list. Numerical inputs include claim amount, premium, vehicle age, reporting delay, prior claim counts and related ratios; categorical inputs include incident and geographic descriptors used by the versioned artifact. Free text, evidence bodies and raw policy references are excluded. Settlement amount, processing duration, source fraud probability and scenario labels were excluded because they arise after the intended decision point or expose the synthetic generator. This directly addresses temporal and target leakage, which can produce severe overestimation and misleading superiority over simpler baselines </w:t>
+        <w:t xml:space="preserve">Feature engineering is governed by an allow-list. Numerical inputs include claim amount, premium, vehicle age, reporting delay, prior claim counts and related ratios categorical inputs include incident and geographic descriptors used by the versioned artifact. Free text, evidence bodies and raw policy references are excluded. Settlement amount, processing duration, source fraud probability and scenario labels were excluded because they arise after the intended decision point or expose the synthetic generator. This directly addresses temporal and target leakage, which can produce severe overestimation and misleading superiority over simpler baselines </w:t>
       </w:r>
       <w:sdt>
         <w:sdtPr>
@@ -11932,7 +12204,21 @@
                 <w:rFonts w:cs="Times New Roman"/>
                 <w:sz w:val="16"/>
               </w:rPr>
-              <w:t>Synthetic dataset; no real-portfolio external validity.</w:t>
+              <w:t>Synthetic dataset</w:t>
+            </w:r>
+            <w:r>
+              <w:rPr>
+                <w:rFonts w:cs="Times New Roman"/>
+                <w:sz w:val="16"/>
+              </w:rPr>
+              <w:t>,</w:t>
+            </w:r>
+            <w:r>
+              <w:rPr>
+                <w:rFonts w:cs="Times New Roman"/>
+                <w:sz w:val="16"/>
+              </w:rPr>
+              <w:t xml:space="preserve"> no real-portfolio external validity.</w:t>
             </w:r>
           </w:p>
         </w:tc>
@@ -12370,7 +12656,7 @@
                 <w:rFonts w:cs="Times New Roman"/>
                 <w:sz w:val="16"/>
               </w:rPr>
-              <w:t>76.67% Python coverage; quality commands passed.</w:t>
+              <w:t>76.67% Python coverage quality commands passed.</w:t>
             </w:r>
           </w:p>
         </w:tc>
@@ -12607,7 +12893,7 @@
         <w:rPr>
           <w:rFonts w:cs="Times New Roman"/>
         </w:rPr>
-        <w:t xml:space="preserve">. The labels may reflect generator rules rather than investigation outcomes, while geographic and incident variables may encode simplifications that would be unacceptable in customer treatment. For that reason, the dataset and model need explicit composition, intended-use and prohibited-use records; the word ‘synthetic’ is not an assurance by itself </w:t>
+        <w:t xml:space="preserve">. The labels may reflect generator rules rather than investigation outcomes, while geographic and incident variables may encode simplifications that would be unacceptable in customer treatment. For that reason, the dataset and model need explicit composition, intended-use and prohibited-use records the word ‘synthetic’ is not an assurance by itself </w:t>
       </w:r>
       <w:sdt>
         <w:sdtPr>
@@ -12668,7 +12954,19 @@
         <w:rPr>
           <w:rFonts w:cs="Times New Roman"/>
         </w:rPr>
-        <w:t xml:space="preserve">Privacy was addressed through separation and minimisation: private structured data is off-chain; public state is bounded; model features exclude free text and raw policy references; duplicate fingerprints are keyed; and permitted research use is fictional data only. These controls do not complete a legal assessment. CIDs, hashes, addresses and transaction metadata may remain linkable, while public IPFS does not provide confidentiality by itself </w:t>
+        <w:t>Privacy was addressed through separation and minimisation: private structured data is off-chain</w:t>
+      </w:r>
+      <w:r>
+        <w:rPr>
+          <w:rFonts w:cs="Times New Roman"/>
+        </w:rPr>
+        <w:t>,</w:t>
+      </w:r>
+      <w:r>
+        <w:rPr>
+          <w:rFonts w:cs="Times New Roman"/>
+        </w:rPr>
+        <w:t xml:space="preserve"> public state is bounded model features exclude free text and raw policy references; duplicate fingerprints are keyed and permitted research use is fictional data only. These controls do not complete a legal assessment. CIDs, hashes, addresses and transaction metadata may remain linkable, while public IPFS does not provide confidentiality by itself </w:t>
       </w:r>
       <w:sdt>
         <w:sdtPr>
@@ -12777,14 +13075,14 @@
         <w:rPr>
           <w:rFonts w:cs="Times New Roman"/>
         </w:rPr>
-        <w:t xml:space="preserve">Internal validity is strengthened by a fixed data hash, chronological partitions, an untouched test set, exact metric metadata and automated verification. Construct validity is limited because fraud labels and predictive metrics stand in for investigative utility. External validity is limited by one synthetic motor dataset, one test network and one deployment. Reliability is strengthened by versioned artifacts, although independent </w:t>
+        <w:t xml:space="preserve">Internal validity is strengthened by a fixed data hash, chronological partitions, an untouched test set, exact metric metadata and automated verification. Construct validity is limited because fraud labels and predictive metrics stand in for investigative utility. External validity is limited by one synthetic motor dataset, one test network and one deployment. Reliability is strengthened by versioned artifacts, although independent reproduction has not occurred current ML reproducibility guidance expects data </w:t>
       </w:r>
       <w:r>
         <w:rPr>
           <w:rFonts w:cs="Times New Roman"/>
         </w:rPr>
         <w:lastRenderedPageBreak/>
-        <w:t xml:space="preserve">reproduction has not occurred; current ML reproducibility guidance expects data provenance, dependencies, metric definitions and executable procedures </w:t>
+        <w:t xml:space="preserve">provenance, dependencies, metric definitions and executable procedures </w:t>
       </w:r>
       <w:sdt>
         <w:sdtPr>
@@ -12961,7 +13259,21 @@
         <w:rPr>
           <w:rFonts w:cs="Times New Roman"/>
         </w:rPr>
-        <w:t xml:space="preserve">The public record is intentionally small: an identifier, authorised address, content commitment, lifecycle state and assessment metadata. Full fictional evidence remains off-chain. An IPFS content identifier makes a byte sequence verifiable, but content addressing does not supply access control, confidentiality or guaranteed retention. Network measurements show that IPFS is a decentralised retrieval layer with availability and replication behaviour of its own; privacy-oriented designs therefore add controlled peers, encryption or cryptographic access mechanisms </w:t>
+        <w:t xml:space="preserve">The public record is intentionally small: an identifier, authorised address, content commitment, lifecycle state and assessment metadata. Full fictional evidence remains off-chain. An IPFS content identifier makes a byte sequence verifiable, but content addressing does not supply access control, confidentiality or guaranteed retention. Network measurements show that IPFS is a decentralised retrieval layer with availability and replication </w:t>
+      </w:r>
+      <w:proofErr w:type="spellStart"/>
+      <w:r>
+        <w:rPr>
+          <w:rFonts w:cs="Times New Roman"/>
+        </w:rPr>
+        <w:t>behaviour</w:t>
+      </w:r>
+      <w:proofErr w:type="spellEnd"/>
+      <w:r>
+        <w:rPr>
+          <w:rFonts w:cs="Times New Roman"/>
+        </w:rPr>
+        <w:t xml:space="preserve"> of its own privacy-oriented designs therefore add controlled peers, encryption or cryptographic access mechanisms </w:t>
       </w:r>
       <w:sdt>
         <w:sdtPr>
@@ -13266,7 +13578,31 @@
         <w:rPr>
           <w:rFonts w:cs="Times New Roman"/>
         </w:rPr>
-        <w:t xml:space="preserve">The worker returns a score, thresholded status, model version and local SHAP contributions. Figure 4.1 shows the saved global summary. Claim frequency is the largest average driver, followed by theft-related incident information, premium, country, vehicle age and claim amount. These values describe the fitted model; they do not show that a feature caused fraud. The prominent country contribution motivated the subgroup audit in Section 5.4 rather than an operational rule </w:t>
+        <w:t>The worker returns a score, thresholded status, model version and local SHAP contributions. Figure 4.1 shows the saved global summary. Claim frequency is the largest average driver, followed by theft-related incident information, premium, country, vehicle age and claim amount. These values describe the fitted model</w:t>
+      </w:r>
+      <w:r>
+        <w:rPr>
+          <w:rFonts w:cs="Times New Roman"/>
+        </w:rPr>
+        <w:t>.</w:t>
+      </w:r>
+      <w:r>
+        <w:rPr>
+          <w:rFonts w:cs="Times New Roman"/>
+        </w:rPr>
+        <w:t xml:space="preserve"> </w:t>
+      </w:r>
+      <w:r>
+        <w:rPr>
+          <w:rFonts w:cs="Times New Roman"/>
+        </w:rPr>
+        <w:t>T</w:t>
+      </w:r>
+      <w:r>
+        <w:rPr>
+          <w:rFonts w:cs="Times New Roman"/>
+        </w:rPr>
+        <w:t xml:space="preserve">hey do not show that a feature caused fraud. The prominent country contribution motivated the subgroup audit in Section 5.4 rather than an operational rule </w:t>
       </w:r>
       <w:sdt>
         <w:sdtPr>
@@ -13401,7 +13737,31 @@
           <w:rFonts w:cs="Times New Roman"/>
         </w:rPr>
         <w:lastRenderedPageBreak/>
-        <w:t xml:space="preserve">triage evidence and preserves a human-review boundary; it is not designed to reject, delay or publicly label a claimant automatically </w:t>
+        <w:t>triage evidence and preserves a human-review boundary</w:t>
+      </w:r>
+      <w:r>
+        <w:rPr>
+          <w:rFonts w:cs="Times New Roman"/>
+        </w:rPr>
+        <w:t>.</w:t>
+      </w:r>
+      <w:r>
+        <w:rPr>
+          <w:rFonts w:cs="Times New Roman"/>
+        </w:rPr>
+        <w:t xml:space="preserve"> </w:t>
+      </w:r>
+      <w:r>
+        <w:rPr>
+          <w:rFonts w:cs="Times New Roman"/>
+        </w:rPr>
+        <w:t>I</w:t>
+      </w:r>
+      <w:r>
+        <w:rPr>
+          <w:rFonts w:cs="Times New Roman"/>
+        </w:rPr>
+        <w:t xml:space="preserve">t is not designed to reject, delay or publicly label a claimant automatically </w:t>
       </w:r>
       <w:sdt>
         <w:sdtPr>
@@ -13482,7 +13842,31 @@
         <w:rPr>
           <w:rFonts w:cs="Times New Roman"/>
         </w:rPr>
-        <w:t xml:space="preserve">Across the final recorded suites, 277 checks passed. I report this number with its boundary: eight infrastructure-backed Python integration tests were deselected; the browser suite covered two representative paths; and no independent security audit was completed. Branch-aware Python coverage was 76.67%, just above the repository threshold of 75%. The IEEE software-engineering body of knowledge treats testing, quality, security and operations as related but distinct activities, so coverage and unit tests are evidence of exercised behaviour rather than a substitute for system validation or assurance </w:t>
+        <w:t>Across the final recorded suites, 277 checks passed. I report this number with its boundary: eight infrastructure-backed Python integration tests were deselected</w:t>
+      </w:r>
+      <w:r>
+        <w:rPr>
+          <w:rFonts w:cs="Times New Roman"/>
+        </w:rPr>
+        <w:t>.</w:t>
+      </w:r>
+      <w:r>
+        <w:rPr>
+          <w:rFonts w:cs="Times New Roman"/>
+        </w:rPr>
+        <w:t xml:space="preserve"> </w:t>
+      </w:r>
+      <w:r>
+        <w:rPr>
+          <w:rFonts w:cs="Times New Roman"/>
+        </w:rPr>
+        <w:t>T</w:t>
+      </w:r>
+      <w:r>
+        <w:rPr>
+          <w:rFonts w:cs="Times New Roman"/>
+        </w:rPr>
+        <w:t xml:space="preserve">he browser suite covered two representative paths; and no independent security audit was completed. Branch-aware Python coverage was 76.67%, just above the repository threshold of 75%. The IEEE software-engineering body of knowledge treats testing, quality, security and operations as related but distinct activities, so coverage and unit tests are evidence of exercised behaviour rather than a substitute for system validation or assurance </w:t>
       </w:r>
       <w:sdt>
         <w:sdtPr>
@@ -13780,7 +14164,7 @@
                 <w:rFonts w:cs="Times New Roman"/>
                 <w:sz w:val="16"/>
               </w:rPr>
-              <w:t>212 passed; 8 deselected</w:t>
+              <w:t>212 passed 8 deselected</w:t>
             </w:r>
           </w:p>
         </w:tc>
@@ -13807,7 +14191,7 @@
                 <w:rFonts w:cs="Times New Roman"/>
                 <w:sz w:val="16"/>
               </w:rPr>
-              <w:t>76.67% branch-aware coverage; four warnings.</w:t>
+              <w:t>76.67% branch-aware coverage four warnings.</w:t>
             </w:r>
           </w:p>
         </w:tc>
@@ -14907,7 +15291,21 @@
                 <w:rFonts w:cs="Times New Roman"/>
                 <w:sz w:val="18"/>
               </w:rPr>
-              <w:t>Untouched comparison; 1,676 positive labels.</w:t>
+              <w:t>Untouched comparison</w:t>
+            </w:r>
+            <w:r>
+              <w:rPr>
+                <w:rFonts w:cs="Times New Roman"/>
+                <w:sz w:val="18"/>
+              </w:rPr>
+              <w:t>,</w:t>
+            </w:r>
+            <w:r>
+              <w:rPr>
+                <w:rFonts w:cs="Times New Roman"/>
+                <w:sz w:val="18"/>
+              </w:rPr>
+              <w:t xml:space="preserve"> 1,676 positive labels.</w:t>
             </w:r>
           </w:p>
         </w:tc>
@@ -15049,7 +15447,7 @@
         <w:rPr>
           <w:rFonts w:cs="Times New Roman"/>
         </w:rPr>
-        <w:t>Table 5.2 confirms the earlier operational trade-off. Logistic regression ranks marginally better, while the deployed XGBoost threshold retrieves more positives by flagging almost half of the test set. Its 1,032 true positives are accompanied by 5,952 false positives; logistic regression produces 683 and 3,260 respectively. The additional 349 detections therefore require 3,041 additional referrals, or about 8.7 extra flagged claims per extra positive found.</w:t>
+        <w:t>Table 5.2 confirms the earlier operational trade-off. Logistic regression ranks marginally better, while the deployed XGBoost threshold retrieves more positives by flagging almost half of the test set. Its 1,032 true positives are accompanied by 5,952 false positives logistic regression produces 683 and 3,260 respectively. The additional 349 detections therefore require 3,041 additional referrals, or about 8.7 extra flagged claims per extra positive found.</w:t>
       </w:r>
     </w:p>
     <w:p>
@@ -17789,7 +18187,31 @@
         <w:rPr>
           <w:rFonts w:cs="Times New Roman"/>
         </w:rPr>
-        <w:t>The weak PR-AUC values raised a more basic question: does the admitted feature set contain signal beyond class prevalence? I retrained logistic regression after 100 independent permutations of the training labels. The observed PR-AUC of 0.1711 exceeded every permuted run; the null mean was 0.1134 and the empirical one-sided p-value was 0.0099. The conclusion is not ‘no signal’. It is that signal is statistically detectable but small under this synthetic generator and split.</w:t>
+        <w:t>The weak PR-AUC values raised a more basic question: does the admitted feature set contain signal beyond class prevalence? I retrained logistic regression after 100 independent permutations of the training labels. The observed PR-AUC of 0.1711 exceeded every permuted run</w:t>
+      </w:r>
+      <w:r>
+        <w:rPr>
+          <w:rFonts w:cs="Times New Roman"/>
+        </w:rPr>
+        <w:t>.</w:t>
+      </w:r>
+      <w:r>
+        <w:rPr>
+          <w:rFonts w:cs="Times New Roman"/>
+        </w:rPr>
+        <w:t xml:space="preserve"> </w:t>
+      </w:r>
+      <w:r>
+        <w:rPr>
+          <w:rFonts w:cs="Times New Roman"/>
+        </w:rPr>
+        <w:t>T</w:t>
+      </w:r>
+      <w:r>
+        <w:rPr>
+          <w:rFonts w:cs="Times New Roman"/>
+        </w:rPr>
+        <w:t>he null mean was 0.1134 and the empirical one-sided p-value was 0.0099. The conclusion is not ‘no signal’. It is that signal is statistically detectable but small under this synthetic generator and split.</w:t>
       </w:r>
     </w:p>
     <w:p>
@@ -18070,7 +18492,21 @@
                 <w:rFonts w:cs="Times New Roman"/>
                 <w:sz w:val="16"/>
               </w:rPr>
-              <w:t>mean 0.1134; 95% 0.0955–0.1306</w:t>
+              <w:t>mean 0.1134</w:t>
+            </w:r>
+            <w:r>
+              <w:rPr>
+                <w:rFonts w:cs="Times New Roman"/>
+                <w:sz w:val="16"/>
+              </w:rPr>
+              <w:t xml:space="preserve">, </w:t>
+            </w:r>
+            <w:r>
+              <w:rPr>
+                <w:rFonts w:cs="Times New Roman"/>
+                <w:sz w:val="16"/>
+              </w:rPr>
+              <w:t>95% 0.0955–0.1306</w:t>
             </w:r>
           </w:p>
         </w:tc>
@@ -18185,7 +18621,21 @@
                 <w:rFonts w:cs="Times New Roman"/>
                 <w:sz w:val="16"/>
               </w:rPr>
-              <w:t>Detectable signal; not evidence of field validity.</w:t>
+              <w:t>Detectable signal</w:t>
+            </w:r>
+            <w:r>
+              <w:rPr>
+                <w:rFonts w:cs="Times New Roman"/>
+                <w:sz w:val="16"/>
+              </w:rPr>
+              <w:t>,</w:t>
+            </w:r>
+            <w:r>
+              <w:rPr>
+                <w:rFonts w:cs="Times New Roman"/>
+                <w:sz w:val="16"/>
+              </w:rPr>
+              <w:t xml:space="preserve"> not evidence of field validity.</w:t>
             </w:r>
           </w:p>
         </w:tc>
@@ -18330,12 +18780,21 @@
                 <w:rFonts w:cs="Times New Roman"/>
               </w:rPr>
             </w:pPr>
+            <w:proofErr w:type="spellStart"/>
             <w:r>
               <w:rPr>
                 <w:rFonts w:cs="Times New Roman"/>
                 <w:sz w:val="16"/>
               </w:rPr>
-              <w:t>vehicle_age 0.00326; country 0.00290</w:t>
+              <w:t>vehicle_age</w:t>
+            </w:r>
+            <w:proofErr w:type="spellEnd"/>
+            <w:r>
+              <w:rPr>
+                <w:rFonts w:cs="Times New Roman"/>
+                <w:sz w:val="16"/>
+              </w:rPr>
+              <w:t xml:space="preserve"> 0.00326 country 0.00290</w:t>
             </w:r>
           </w:p>
         </w:tc>
@@ -19461,7 +19920,7 @@
         <w:rPr>
           <w:rFonts w:cs="Times New Roman"/>
         </w:rPr>
-        <w:t>. Before any real use, country should be justified, removed or constrained; results should be repeated on real governed data; sample sizes and confidence intervals should be reported; and investigators and affected communities should help define the relevant harms. On the present evidence, the disparity is a deployment blocker.</w:t>
+        <w:t>. Before any real use, country should be justified, removed or constrained results should be repeated on real governed data sample sizes and confidence intervals should be reported and investigators and affected communities should help define the relevant harms. On the present evidence, the disparity is a deployment blocker.</w:t>
       </w:r>
     </w:p>
     <w:p>
@@ -20395,14 +20854,12 @@
         </w:rPr>
         <w:t xml:space="preserve">The implemented lifecycle is consistent with recent insurance research showing that smart contracts can make claims actions traceable, while this study deliberately stores less business data </w:t>
       </w:r>
-      <w:proofErr w:type="gramStart"/>
-      <w:r>
-        <w:rPr>
-          <w:rFonts w:cs="Times New Roman"/>
-        </w:rPr>
-        <w:t>on-chain</w:t>
-      </w:r>
-      <w:proofErr w:type="gramEnd"/>
+      <w:r>
+        <w:rPr>
+          <w:rFonts w:cs="Times New Roman"/>
+        </w:rPr>
+        <w:t>on chain</w:t>
+      </w:r>
       <w:r>
         <w:rPr>
           <w:rFonts w:cs="Times New Roman"/>
@@ -21492,7 +21949,7 @@
         <w:rPr>
           <w:rFonts w:cs="Times New Roman"/>
         </w:rPr>
-        <w:t xml:space="preserve">. The EU AI Act does not automatically classify every motor-fraud triage model as high risk; classification depends on the system’s intended purpose and Annex III context </w:t>
+        <w:t xml:space="preserve">. The EU AI Act does not automatically classify every motor-fraud triage model as high risk classification depends on the system’s intended purpose and Annex III context </w:t>
       </w:r>
       <w:sdt>
         <w:sdtPr>
@@ -21635,7 +22092,31 @@
         <w:rPr>
           <w:rFonts w:cs="Times New Roman"/>
         </w:rPr>
-        <w:t>The bootstrap quantifies sampling variation conditional on this test set; it does not account for generator misspecification or portfolio shift. The randomised search examines 24 configurations rather than an exhaustive space. One hundred permutations give a minimum attainable empirical p-value of 1/101. Country estimates vary in sample size and are descriptive, while the fairness question cannot be answered from synthetic labels alone. Calibration bins are also sample-dependent. These qualifications are why exact procedures and artifacts are retained.</w:t>
+        <w:t>The bootstrap quantifies sampling variation conditional on this test set</w:t>
+      </w:r>
+      <w:r>
+        <w:rPr>
+          <w:rFonts w:cs="Times New Roman"/>
+        </w:rPr>
+        <w:t>.</w:t>
+      </w:r>
+      <w:r>
+        <w:rPr>
+          <w:rFonts w:cs="Times New Roman"/>
+        </w:rPr>
+        <w:t xml:space="preserve"> </w:t>
+      </w:r>
+      <w:r>
+        <w:rPr>
+          <w:rFonts w:cs="Times New Roman"/>
+        </w:rPr>
+        <w:t>I</w:t>
+      </w:r>
+      <w:r>
+        <w:rPr>
+          <w:rFonts w:cs="Times New Roman"/>
+        </w:rPr>
+        <w:t>t does not account for generator misspecification or portfolio shift. The randomised search examines 24 configurations rather than an exhaustive space. One hundred permutations give a minimum attainable empirical p-value of 1/101. Country estimates vary in sample size and are descriptive, while the fairness question cannot be answered from synthetic labels alone. Calibration bins are also sample-dependent. These qualifications are why exact procedures and artifacts are retained.</w:t>
       </w:r>
     </w:p>
     <w:p>
@@ -21648,7 +22129,37 @@
         <w:rPr>
           <w:rFonts w:cs="Times New Roman"/>
         </w:rPr>
-        <w:t>Systems evidence is similarly bounded. Unit, component, contract and two browser scenarios establish selected behaviours; they do not replace infrastructure testing, penetration testing, a smart-contract audit, controlled failure injection or load measurement. Public Sepolia addresses prove deployability, not complete end-to-end use. I designed and evaluated the prototype myself, so independent replication remains the strongest control against confirmation bias.</w:t>
+        <w:t xml:space="preserve">Systems evidence is similarly bounded. Unit, component, contract and two browser scenarios establish selected </w:t>
+      </w:r>
+      <w:r>
+        <w:rPr>
+          <w:rFonts w:cs="Times New Roman"/>
+        </w:rPr>
+        <w:t>behaviors</w:t>
+      </w:r>
+      <w:r>
+        <w:rPr>
+          <w:rFonts w:cs="Times New Roman"/>
+        </w:rPr>
+        <w:t>.</w:t>
+      </w:r>
+      <w:r>
+        <w:rPr>
+          <w:rFonts w:cs="Times New Roman"/>
+        </w:rPr>
+        <w:t xml:space="preserve"> </w:t>
+      </w:r>
+      <w:r>
+        <w:rPr>
+          <w:rFonts w:cs="Times New Roman"/>
+        </w:rPr>
+        <w:t>T</w:t>
+      </w:r>
+      <w:r>
+        <w:rPr>
+          <w:rFonts w:cs="Times New Roman"/>
+        </w:rPr>
+        <w:t>hey do not replace infrastructure testing, penetration testing, a smart-contract audit, controlled failure injection or load measurement. Public Sepolia addresses prove deployability, not complete end-to-end use. I designed and evaluated the prototype myself, so independent replication remains the strongest control against confirmation bias.</w:t>
       </w:r>
     </w:p>
     <w:p>
@@ -21716,7 +22227,45 @@
         <w:rPr>
           <w:rFonts w:cs="Times New Roman"/>
         </w:rPr>
-        <w:t>The study shows that a public verification layer can be kept small. An insurer signs an exact claim commitment; a relayer pays gas without acquiring the authority to rewrite it; the registry enforces roles and forward-only state; and a listener converts confirmed events into private analytical work. Detailed claim data remains off-chain, where it can be access-controlled and evolved. This does not solve every privacy problem—stable identifiers and public metadata remain—but it is more defensible than placing claim attributes or evidence directly in immutable contract storage.</w:t>
+        <w:t>The study shows that a public verification layer can be kept small. An insurer signs an exact claim commitment</w:t>
+      </w:r>
+      <w:r>
+        <w:rPr>
+          <w:rFonts w:cs="Times New Roman"/>
+        </w:rPr>
+        <w:t>.</w:t>
+      </w:r>
+      <w:r>
+        <w:rPr>
+          <w:rFonts w:cs="Times New Roman"/>
+        </w:rPr>
+        <w:t xml:space="preserve"> </w:t>
+      </w:r>
+      <w:r>
+        <w:rPr>
+          <w:rFonts w:cs="Times New Roman"/>
+        </w:rPr>
+        <w:t>A</w:t>
+      </w:r>
+      <w:r>
+        <w:rPr>
+          <w:rFonts w:cs="Times New Roman"/>
+        </w:rPr>
+        <w:t xml:space="preserve"> relayer pays gas without acquiring the authority to rewrite it; the registry enforces roles and forward-only </w:t>
+      </w:r>
+      <w:proofErr w:type="gramStart"/>
+      <w:r>
+        <w:rPr>
+          <w:rFonts w:cs="Times New Roman"/>
+        </w:rPr>
+        <w:t>state</w:t>
+      </w:r>
+      <w:proofErr w:type="gramEnd"/>
+      <w:r>
+        <w:rPr>
+          <w:rFonts w:cs="Times New Roman"/>
+        </w:rPr>
+        <w:t xml:space="preserve"> and a listener converts confirmed events into private analytical work. Detailed claim data remains off-chain, where it can be access-controlled and evolved. This does not solve every privacy problem—stable identifiers and public metadata remain—but it is more defensible than placing claim attributes or evidence directly in immutable contract storage.</w:t>
       </w:r>
     </w:p>
     <w:p>
@@ -21762,7 +22311,19 @@
         <w:rPr>
           <w:rFonts w:cs="Times New Roman"/>
         </w:rPr>
-        <w:t>The research question is answered in part. I can show a credible method for verifiable event provenance, bounded public disclosure and reproducible explainable scoring under controlled conditions. I cannot show that the model detects fraud effectively in a real portfolio, that every data-protection obligation has been met, or that the single-VM deployment scales. Those are not footnotes to the result; they are the line between a dissertation artifact and an operational insurance system.</w:t>
+        <w:t>The research question is answered in part. I can show a credible method for verifiable event provenance, bounded public disclosure and reproducible explainable scoring under controlled conditions. I cannot show that the model detects fraud effectively in a real portfolio, that every data-protection obligation has been met, or that the single-VM deployment scales. Those are not footnotes to the result</w:t>
+      </w:r>
+      <w:r>
+        <w:rPr>
+          <w:rFonts w:cs="Times New Roman"/>
+        </w:rPr>
+        <w:t>.</w:t>
+      </w:r>
+      <w:r>
+        <w:rPr>
+          <w:rFonts w:cs="Times New Roman"/>
+        </w:rPr>
+        <w:t xml:space="preserve"> they are the line between a dissertation artifact and an operational insurance system.</w:t>
       </w:r>
     </w:p>
     <w:p>
@@ -21808,7 +22369,33 @@
         <w:rPr>
           <w:rFonts w:cs="Times New Roman"/>
         </w:rPr>
-        <w:t>A second contribution is the separation of claims. Predictive quality, functional correctness, privacy design and scalability require different evidence. Automated tests are not a load benchmark; SHAP is not fairness or causality evidence; and a testnet address is not an end-to-end transaction record. Keeping those distinctions makes my conclusions narrower, but easier to defend.</w:t>
+        <w:t>A second contribution is the separation of claims. Predictive quality, functional correctness, privacy design and scalability require different evidence. Automated tests are not a load benchmark</w:t>
+      </w:r>
+      <w:r>
+        <w:rPr>
+          <w:rFonts w:cs="Times New Roman"/>
+        </w:rPr>
+        <w:t>.</w:t>
+      </w:r>
+      <w:r>
+        <w:rPr>
+          <w:rFonts w:cs="Times New Roman"/>
+        </w:rPr>
+        <w:t xml:space="preserve"> SHAP is not fairness or causality evidence; and a </w:t>
+      </w:r>
+      <w:proofErr w:type="spellStart"/>
+      <w:r>
+        <w:rPr>
+          <w:rFonts w:cs="Times New Roman"/>
+        </w:rPr>
+        <w:t>testnet</w:t>
+      </w:r>
+      <w:proofErr w:type="spellEnd"/>
+      <w:r>
+        <w:rPr>
+          <w:rFonts w:cs="Times New Roman"/>
+        </w:rPr>
+        <w:t xml:space="preserve"> address is not an end-to-end transaction record. Keeping those distinctions makes my conclusions narrower, but easier to defend.</w:t>
       </w:r>
     </w:p>
     <w:p>
@@ -22039,7 +22626,31 @@
         <w:rPr>
           <w:rFonts w:cs="Times New Roman"/>
         </w:rPr>
-        <w:t xml:space="preserve">The fourth priority is production security. Contracts and relayer changes require an independent audit; administration should use managed keys and multi-signature approval; services need secret management, rate limits, observability and incident response; and deployment should replace the single host with redundant databases, broker partitions and separately scaled workers. Confirmation-depth and chain-reorganisation policies must be explicit and tested. These activities should be organised as lifecycle controls rather than a one-off release gate </w:t>
+        <w:t>The fourth priority is production security. Contracts and relayer changes require an independent audit</w:t>
+      </w:r>
+      <w:r>
+        <w:rPr>
+          <w:rFonts w:cs="Times New Roman"/>
+        </w:rPr>
+        <w:t>.</w:t>
+      </w:r>
+      <w:r>
+        <w:rPr>
+          <w:rFonts w:cs="Times New Roman"/>
+        </w:rPr>
+        <w:t xml:space="preserve"> </w:t>
+      </w:r>
+      <w:r>
+        <w:rPr>
+          <w:rFonts w:cs="Times New Roman"/>
+        </w:rPr>
+        <w:t>A</w:t>
+      </w:r>
+      <w:r>
+        <w:rPr>
+          <w:rFonts w:cs="Times New Roman"/>
+        </w:rPr>
+        <w:t xml:space="preserve">dministration should use managed keys and multi-signature approval services need secret management, rate limits, observability and incident response; and deployment should replace the single host with redundant databases, broker partitions and separately scaled workers. Confirmation-depth and chain-reorganisation policies must be explicit and tested. These activities should be organised as lifecycle controls rather than a one-off release gate </w:t>
       </w:r>
       <w:sdt>
         <w:sdtPr>

--- a/docs/Dissertation_Ganesh_Oli_V1.docx
+++ b/docs/Dissertation_Ganesh_Oli_V1.docx
@@ -4717,7 +4717,7 @@
         <w:rPr>
           <w:rFonts w:cs="Times New Roman"/>
         </w:rPr>
-        <w:t>Second, I kept the on-chain record small: claim identifier, insurer, bounded content reference, content hash, lifecycle state and assessment metadata. Raw attributes, policy references, free text and evidence files remain off-chain. In this design the ledger is a verification surface, not the operational database. I do not treat a hash or content identifier as anonymous; both can remain linkable and need governance.</w:t>
+        <w:t>Second, I kept the on-chain record small: claim identifier, insurer, bounded content reference, content hash, lifecycle state and assessment metadata. Raw attributes, policy references, free text and evidence files remain off-chain. In this design the ledger is a verification surface, not the operational database. I do not treat a hash or content identifier as anonymous both can remain linkable and need governance.</w:t>
       </w:r>
     </w:p>
     <w:p>
@@ -5502,7 +5502,31 @@
         <w:rPr>
           <w:rFonts w:cs="Times New Roman"/>
         </w:rPr>
-        <w:t xml:space="preserve">. These studies show methodological potential rather than a transferable performance ceiling. Headline accuracy or F1 cannot be moved directly between datasets with different prevalence, sampling, leakage risk and label construction; limited public datasets and weak use of example-dependent costs remain recurring problems in automobile-fraud research </w:t>
+        <w:t>. These studies show methodological potential rather than a transferable performance ceiling. Headline accuracy or F1 cannot be moved directly between datasets with different prevalence, sampling, leakage risk and label construction</w:t>
+      </w:r>
+      <w:r>
+        <w:rPr>
+          <w:rFonts w:cs="Times New Roman"/>
+        </w:rPr>
+        <w:t>.</w:t>
+      </w:r>
+      <w:r>
+        <w:rPr>
+          <w:rFonts w:cs="Times New Roman"/>
+        </w:rPr>
+        <w:t xml:space="preserve"> </w:t>
+      </w:r>
+      <w:r>
+        <w:rPr>
+          <w:rFonts w:cs="Times New Roman"/>
+        </w:rPr>
+        <w:t>L</w:t>
+      </w:r>
+      <w:r>
+        <w:rPr>
+          <w:rFonts w:cs="Times New Roman"/>
+        </w:rPr>
+        <w:t xml:space="preserve">imited public datasets and weak use of example-dependent costs remain recurring problems in automobile-fraud research </w:t>
       </w:r>
       <w:sdt>
         <w:sdtPr>
@@ -5552,6 +5576,14 @@
         </w:rPr>
         <w:t>.</w:t>
       </w:r>
+      <w:proofErr w:type="spellStart"/>
+      <w:r>
+        <w:rPr>
+          <w:rFonts w:cs="Times New Roman"/>
+        </w:rPr>
+        <w:t>eeeeeee</w:t>
+      </w:r>
+      <w:proofErr w:type="spellEnd"/>
     </w:p>
     <w:p>
       <w:pPr>
@@ -5563,7 +5595,39 @@
         <w:rPr>
           <w:rFonts w:cs="Times New Roman"/>
         </w:rPr>
-        <w:t xml:space="preserve">Gradient-boosted trees are attractive for heterogeneous tabular data because they capture non-linear relationships and interactions, while logistic regression remains a valuable transparent baseline. A more complex model should earn its operational cost through clearly better evidence. Rebalancing may help some training settings, although synthetic oversampling can introduce noise and reduce generalisation; recent insurance-specific work treats it as an empirical choice rather than a universal remedy </w:t>
+        <w:t xml:space="preserve">Gradient-boosted trees are attractive for heterogeneous tabular data because they capture non-linear relationships and interactions, while logistic regression remains a valuable transparent baseline. A more complex model should earn its operational cost through clearly better evidence. Rebalancing may help some training settings, although synthetic oversampling can introduce noise and reduce </w:t>
+      </w:r>
+      <w:proofErr w:type="spellStart"/>
+      <w:r>
+        <w:rPr>
+          <w:rFonts w:cs="Times New Roman"/>
+        </w:rPr>
+        <w:t>generalisation</w:t>
+      </w:r>
+      <w:proofErr w:type="spellEnd"/>
+      <w:r>
+        <w:rPr>
+          <w:rFonts w:cs="Times New Roman"/>
+        </w:rPr>
+        <w:t>.</w:t>
+      </w:r>
+      <w:r>
+        <w:rPr>
+          <w:rFonts w:cs="Times New Roman"/>
+        </w:rPr>
+        <w:t xml:space="preserve"> </w:t>
+      </w:r>
+      <w:r>
+        <w:rPr>
+          <w:rFonts w:cs="Times New Roman"/>
+        </w:rPr>
+        <w:t>R</w:t>
+      </w:r>
+      <w:r>
+        <w:rPr>
+          <w:rFonts w:cs="Times New Roman"/>
+        </w:rPr>
+        <w:t xml:space="preserve">ecent insurance-specific work treats it as an empirical choice rather than a universal remedy </w:t>
       </w:r>
       <w:sdt>
         <w:sdtPr>
@@ -6520,7 +6584,31 @@
         <w:rPr>
           <w:rFonts w:cs="Times New Roman"/>
         </w:rPr>
-        <w:t xml:space="preserve">The EU AI Act provides a useful additional boundary rather than a simple label. Its recitals distinguish AI used for legally provided financial-fraud detection from the listed high-risk use of AI for life and health insurance risk assessment and pricing classification depends on intended purpose. However, its lifecycle risk management, logging and effective human-oversight requirements provide relevant design benchmarks for consequential insurance systems </w:t>
+        <w:t>The EU AI Act provides a useful additional boundary rather than a simple label. Its recitals distinguish AI used for legally provided financial-fraud detection from the listed high-risk use of AI for life and health insurance risk assessment and pricing</w:t>
+      </w:r>
+      <w:r>
+        <w:rPr>
+          <w:rFonts w:cs="Times New Roman"/>
+        </w:rPr>
+        <w:t>.</w:t>
+      </w:r>
+      <w:r>
+        <w:rPr>
+          <w:rFonts w:cs="Times New Roman"/>
+        </w:rPr>
+        <w:t xml:space="preserve"> </w:t>
+      </w:r>
+      <w:r>
+        <w:rPr>
+          <w:rFonts w:cs="Times New Roman"/>
+        </w:rPr>
+        <w:t>C</w:t>
+      </w:r>
+      <w:r>
+        <w:rPr>
+          <w:rFonts w:cs="Times New Roman"/>
+        </w:rPr>
+        <w:t xml:space="preserve">lassification depends on intended purpose. However, its lifecycle risk management, logging and effective human-oversight requirements provide relevant design benchmarks for consequential insurance systems </w:t>
       </w:r>
       <w:sdt>
         <w:sdtPr>
@@ -8741,7 +8829,21 @@
                 <w:rFonts w:cs="Times New Roman"/>
                 <w:sz w:val="15"/>
               </w:rPr>
-              <w:t>Contract unit and fuzz tests API validation tests.</w:t>
+              <w:t>Contract unit and fuzz tests</w:t>
+            </w:r>
+            <w:r>
+              <w:rPr>
+                <w:rFonts w:cs="Times New Roman"/>
+                <w:sz w:val="15"/>
+              </w:rPr>
+              <w:t>,</w:t>
+            </w:r>
+            <w:r>
+              <w:rPr>
+                <w:rFonts w:cs="Times New Roman"/>
+                <w:sz w:val="15"/>
+              </w:rPr>
+              <w:t xml:space="preserve"> API validation tests.</w:t>
             </w:r>
           </w:p>
         </w:tc>
@@ -9643,7 +9745,21 @@
                 <w:rFonts w:cs="Times New Roman"/>
                 <w:sz w:val="15"/>
               </w:rPr>
-              <w:t>Risk status and explanation are advisory no automated settlement or fraud verdict.</w:t>
+              <w:t>Risk status and explanation are advisory</w:t>
+            </w:r>
+            <w:r>
+              <w:rPr>
+                <w:rFonts w:cs="Times New Roman"/>
+                <w:sz w:val="15"/>
+              </w:rPr>
+              <w:t>,</w:t>
+            </w:r>
+            <w:r>
+              <w:rPr>
+                <w:rFonts w:cs="Times New Roman"/>
+                <w:sz w:val="15"/>
+              </w:rPr>
+              <w:t xml:space="preserve"> no automated settlement or fraud verdict.</w:t>
             </w:r>
           </w:p>
         </w:tc>
@@ -9694,7 +9810,31 @@
         <w:rPr>
           <w:rFonts w:cs="Times New Roman"/>
         </w:rPr>
-        <w:t xml:space="preserve">The threat model assumes that internet clients may be malicious, Kafka and RPC messages may be duplicated or delayed, services may crash between steps and public-chain data can be observed. It does not assume that most Sepolia validators are compromised, that a cloud administrator has unrestricted host access or that the cryptography is broken. I state these limits because smart-contract weaknesses can appear in architecture, code, cryptography, business rules and operations. Current smart-contract and secure-development guidance treats these areas as connected controls one </w:t>
+        <w:t>The threat model assumes that internet clients may be malicious, Kafka and RPC messages may be duplicated or delayed, services may crash between steps and public-chain data can be observed. It does not assume that most Sepolia validators are compromised, that a cloud administrator has unrestricted host access or that the cryptography is broken. I state these limits because smart-contract weaknesses can appear in architecture, code, cryptography, business rules and operations. Current smart-contract and secure-development guidance treats these areas as connected controls</w:t>
+      </w:r>
+      <w:r>
+        <w:rPr>
+          <w:rFonts w:cs="Times New Roman"/>
+        </w:rPr>
+        <w:t>.</w:t>
+      </w:r>
+      <w:r>
+        <w:rPr>
+          <w:rFonts w:cs="Times New Roman"/>
+        </w:rPr>
+        <w:t xml:space="preserve"> </w:t>
+      </w:r>
+      <w:r>
+        <w:rPr>
+          <w:rFonts w:cs="Times New Roman"/>
+        </w:rPr>
+        <w:t>O</w:t>
+      </w:r>
+      <w:r>
+        <w:rPr>
+          <w:rFonts w:cs="Times New Roman"/>
+        </w:rPr>
+        <w:t xml:space="preserve">ne </w:t>
       </w:r>
       <w:proofErr w:type="spellStart"/>
       <w:r>
@@ -10065,7 +10205,42 @@
                 <w:rFonts w:cs="Times New Roman"/>
                 <w:sz w:val="16"/>
               </w:rPr>
-              <w:t>Administrative role assignment can be abused; multi-party governance is required.</w:t>
+              <w:t xml:space="preserve">Administrative role assignment can be </w:t>
+            </w:r>
+            <w:r>
+              <w:rPr>
+                <w:rFonts w:cs="Times New Roman"/>
+                <w:sz w:val="16"/>
+              </w:rPr>
+              <w:t>abused</w:t>
+            </w:r>
+            <w:r>
+              <w:rPr>
+                <w:rFonts w:cs="Times New Roman"/>
+                <w:sz w:val="16"/>
+              </w:rPr>
+              <w:t>.</w:t>
+            </w:r>
+            <w:r>
+              <w:rPr>
+                <w:rFonts w:cs="Times New Roman"/>
+                <w:sz w:val="16"/>
+              </w:rPr>
+              <w:t xml:space="preserve"> </w:t>
+            </w:r>
+            <w:r>
+              <w:rPr>
+                <w:rFonts w:cs="Times New Roman"/>
+                <w:sz w:val="16"/>
+              </w:rPr>
+              <w:t>M</w:t>
+            </w:r>
+            <w:r>
+              <w:rPr>
+                <w:rFonts w:cs="Times New Roman"/>
+                <w:sz w:val="16"/>
+              </w:rPr>
+              <w:t>ulti-party governance is required.</w:t>
             </w:r>
           </w:p>
         </w:tc>
@@ -10391,7 +10566,21 @@
                 <w:rFonts w:cs="Times New Roman"/>
                 <w:sz w:val="16"/>
               </w:rPr>
-              <w:t>Only minimal metadata, hash and content reference on-chain fictional data in research.</w:t>
+              <w:t>Only minimal metadata, hash and content reference on-chain</w:t>
+            </w:r>
+            <w:r>
+              <w:rPr>
+                <w:rFonts w:cs="Times New Roman"/>
+                <w:sz w:val="16"/>
+              </w:rPr>
+              <w:t>,</w:t>
+            </w:r>
+            <w:r>
+              <w:rPr>
+                <w:rFonts w:cs="Times New Roman"/>
+                <w:sz w:val="16"/>
+              </w:rPr>
+              <w:t xml:space="preserve"> fictional data in research.</w:t>
             </w:r>
           </w:p>
         </w:tc>
@@ -11398,7 +11587,31 @@
         <w:rPr>
           <w:rFonts w:cs="Times New Roman"/>
         </w:rPr>
-        <w:t xml:space="preserve">Feature engineering is governed by an allow-list. Numerical inputs include claim amount, premium, vehicle age, reporting delay, prior claim counts and related ratios categorical inputs include incident and geographic descriptors used by the versioned artifact. Free text, evidence bodies and raw policy references are excluded. Settlement amount, processing duration, source fraud probability and scenario labels were excluded because they arise after the intended decision point or expose the synthetic generator. This directly addresses temporal and target leakage, which can produce severe overestimation and misleading superiority over simpler baselines </w:t>
+        <w:t>Feature engineering is governed by an allow-list. Numerical inputs include claim amount, premium, vehicle age, reporting delay, prior claim counts and related ratios</w:t>
+      </w:r>
+      <w:r>
+        <w:rPr>
+          <w:rFonts w:cs="Times New Roman"/>
+        </w:rPr>
+        <w:t>.</w:t>
+      </w:r>
+      <w:r>
+        <w:rPr>
+          <w:rFonts w:cs="Times New Roman"/>
+        </w:rPr>
+        <w:t xml:space="preserve"> </w:t>
+      </w:r>
+      <w:r>
+        <w:rPr>
+          <w:rFonts w:cs="Times New Roman"/>
+        </w:rPr>
+        <w:t>C</w:t>
+      </w:r>
+      <w:r>
+        <w:rPr>
+          <w:rFonts w:cs="Times New Roman"/>
+        </w:rPr>
+        <w:t xml:space="preserve">ategorical inputs include incident and geographic descriptors used by the versioned artifact. Free text, evidence bodies and raw policy references are excluded. Settlement amount, processing duration, source fraud probability and scenario labels were excluded because they arise after the intended decision point or expose the synthetic generator. This directly addresses temporal and target leakage, which can produce severe overestimation and misleading superiority over simpler baselines </w:t>
       </w:r>
       <w:sdt>
         <w:sdtPr>
@@ -11964,8 +12177,8 @@
       </w:tblPr>
       <w:tblGrid>
         <w:gridCol w:w="1944"/>
-        <w:gridCol w:w="2376"/>
-        <w:gridCol w:w="1800"/>
+        <w:gridCol w:w="2309"/>
+        <w:gridCol w:w="1867"/>
         <w:gridCol w:w="2520"/>
       </w:tblGrid>
       <w:tr>
@@ -12006,7 +12219,7 @@
         </w:tc>
         <w:tc>
           <w:tcPr>
-            <w:tcW w:w="2376" w:type="dxa"/>
+            <w:tcW w:w="2309" w:type="dxa"/>
             <w:shd w:val="clear" w:color="auto" w:fill="17365D"/>
             <w:tcMar>
               <w:top w:w="80" w:type="dxa"/>
@@ -12036,7 +12249,7 @@
         </w:tc>
         <w:tc>
           <w:tcPr>
-            <w:tcW w:w="1800" w:type="dxa"/>
+            <w:tcW w:w="1867" w:type="dxa"/>
             <w:shd w:val="clear" w:color="auto" w:fill="17365D"/>
             <w:tcMar>
               <w:top w:w="80" w:type="dxa"/>
@@ -12129,7 +12342,7 @@
         </w:tc>
         <w:tc>
           <w:tcPr>
-            <w:tcW w:w="2376" w:type="dxa"/>
+            <w:tcW w:w="2309" w:type="dxa"/>
             <w:tcMar>
               <w:top w:w="80" w:type="dxa"/>
               <w:left w:w="90" w:type="dxa"/>
@@ -12156,7 +12369,7 @@
         </w:tc>
         <w:tc>
           <w:tcPr>
-            <w:tcW w:w="1800" w:type="dxa"/>
+            <w:tcW w:w="1867" w:type="dxa"/>
             <w:tcMar>
               <w:top w:w="80" w:type="dxa"/>
               <w:left w:w="90" w:type="dxa"/>
@@ -12258,7 +12471,7 @@
         </w:tc>
         <w:tc>
           <w:tcPr>
-            <w:tcW w:w="2376" w:type="dxa"/>
+            <w:tcW w:w="2309" w:type="dxa"/>
             <w:shd w:val="clear" w:color="auto" w:fill="F3F6F9"/>
             <w:tcMar>
               <w:top w:w="80" w:type="dxa"/>
@@ -12286,7 +12499,7 @@
         </w:tc>
         <w:tc>
           <w:tcPr>
-            <w:tcW w:w="1800" w:type="dxa"/>
+            <w:tcW w:w="1867" w:type="dxa"/>
             <w:shd w:val="clear" w:color="auto" w:fill="F3F6F9"/>
             <w:tcMar>
               <w:top w:w="80" w:type="dxa"/>
@@ -12375,7 +12588,7 @@
         </w:tc>
         <w:tc>
           <w:tcPr>
-            <w:tcW w:w="2376" w:type="dxa"/>
+            <w:tcW w:w="2309" w:type="dxa"/>
             <w:tcMar>
               <w:top w:w="80" w:type="dxa"/>
               <w:left w:w="90" w:type="dxa"/>
@@ -12402,7 +12615,7 @@
         </w:tc>
         <w:tc>
           <w:tcPr>
-            <w:tcW w:w="1800" w:type="dxa"/>
+            <w:tcW w:w="1867" w:type="dxa"/>
             <w:tcMar>
               <w:top w:w="80" w:type="dxa"/>
               <w:left w:w="90" w:type="dxa"/>
@@ -12490,7 +12703,7 @@
         </w:tc>
         <w:tc>
           <w:tcPr>
-            <w:tcW w:w="2376" w:type="dxa"/>
+            <w:tcW w:w="2309" w:type="dxa"/>
             <w:shd w:val="clear" w:color="auto" w:fill="F3F6F9"/>
             <w:tcMar>
               <w:top w:w="80" w:type="dxa"/>
@@ -12518,7 +12731,7 @@
         </w:tc>
         <w:tc>
           <w:tcPr>
-            <w:tcW w:w="1800" w:type="dxa"/>
+            <w:tcW w:w="1867" w:type="dxa"/>
             <w:shd w:val="clear" w:color="auto" w:fill="F3F6F9"/>
             <w:tcMar>
               <w:top w:w="80" w:type="dxa"/>
@@ -12540,7 +12753,21 @@
                 <w:rFonts w:cs="Times New Roman"/>
                 <w:sz w:val="16"/>
               </w:rPr>
-              <w:t>Executed locally; 277 checks passed.</w:t>
+              <w:t>Executed locally</w:t>
+            </w:r>
+            <w:r>
+              <w:rPr>
+                <w:rFonts w:cs="Times New Roman"/>
+                <w:sz w:val="16"/>
+              </w:rPr>
+              <w:t>,</w:t>
+            </w:r>
+            <w:r>
+              <w:rPr>
+                <w:rFonts w:cs="Times New Roman"/>
+                <w:sz w:val="16"/>
+              </w:rPr>
+              <w:t xml:space="preserve"> 277 checks passed.</w:t>
             </w:r>
           </w:p>
         </w:tc>
@@ -12608,7 +12835,7 @@
         </w:tc>
         <w:tc>
           <w:tcPr>
-            <w:tcW w:w="2376" w:type="dxa"/>
+            <w:tcW w:w="2309" w:type="dxa"/>
             <w:tcMar>
               <w:top w:w="80" w:type="dxa"/>
               <w:left w:w="90" w:type="dxa"/>
@@ -12635,7 +12862,7 @@
         </w:tc>
         <w:tc>
           <w:tcPr>
-            <w:tcW w:w="1800" w:type="dxa"/>
+            <w:tcW w:w="1867" w:type="dxa"/>
             <w:tcMar>
               <w:top w:w="80" w:type="dxa"/>
               <w:left w:w="90" w:type="dxa"/>
@@ -12656,7 +12883,21 @@
                 <w:rFonts w:cs="Times New Roman"/>
                 <w:sz w:val="16"/>
               </w:rPr>
-              <w:t>76.67% Python coverage quality commands passed.</w:t>
+              <w:t>76.67% Python coverage</w:t>
+            </w:r>
+            <w:r>
+              <w:rPr>
+                <w:rFonts w:cs="Times New Roman"/>
+                <w:sz w:val="16"/>
+              </w:rPr>
+              <w:t>,</w:t>
+            </w:r>
+            <w:r>
+              <w:rPr>
+                <w:rFonts w:cs="Times New Roman"/>
+                <w:sz w:val="16"/>
+              </w:rPr>
+              <w:t xml:space="preserve"> quality commands passed.</w:t>
             </w:r>
           </w:p>
         </w:tc>
@@ -12723,7 +12964,7 @@
         </w:tc>
         <w:tc>
           <w:tcPr>
-            <w:tcW w:w="2376" w:type="dxa"/>
+            <w:tcW w:w="2309" w:type="dxa"/>
             <w:shd w:val="clear" w:color="auto" w:fill="F3F6F9"/>
             <w:tcMar>
               <w:top w:w="80" w:type="dxa"/>
@@ -12751,7 +12992,7 @@
         </w:tc>
         <w:tc>
           <w:tcPr>
-            <w:tcW w:w="1800" w:type="dxa"/>
+            <w:tcW w:w="1867" w:type="dxa"/>
             <w:shd w:val="clear" w:color="auto" w:fill="F3F6F9"/>
             <w:tcMar>
               <w:top w:w="80" w:type="dxa"/>
@@ -12893,7 +13134,31 @@
         <w:rPr>
           <w:rFonts w:cs="Times New Roman"/>
         </w:rPr>
-        <w:t xml:space="preserve">. The labels may reflect generator rules rather than investigation outcomes, while geographic and incident variables may encode simplifications that would be unacceptable in customer treatment. For that reason, the dataset and model need explicit composition, intended-use and prohibited-use records the word ‘synthetic’ is not an assurance by itself </w:t>
+        <w:t>. The labels may reflect generator rules rather than investigation outcomes, while geographic and incident variables may encode simplifications that would be unacceptable in customer treatment. For that reason, the dataset and model need explicit composition, intended-use and prohibited-use records</w:t>
+      </w:r>
+      <w:r>
+        <w:rPr>
+          <w:rFonts w:cs="Times New Roman"/>
+        </w:rPr>
+        <w:t>.</w:t>
+      </w:r>
+      <w:r>
+        <w:rPr>
+          <w:rFonts w:cs="Times New Roman"/>
+        </w:rPr>
+        <w:t xml:space="preserve"> </w:t>
+      </w:r>
+      <w:r>
+        <w:rPr>
+          <w:rFonts w:cs="Times New Roman"/>
+        </w:rPr>
+        <w:t>T</w:t>
+      </w:r>
+      <w:r>
+        <w:rPr>
+          <w:rFonts w:cs="Times New Roman"/>
+        </w:rPr>
+        <w:t xml:space="preserve">he word ‘synthetic’ is not an assurance by itself </w:t>
       </w:r>
       <w:sdt>
         <w:sdtPr>
@@ -12966,7 +13231,51 @@
         <w:rPr>
           <w:rFonts w:cs="Times New Roman"/>
         </w:rPr>
-        <w:t xml:space="preserve"> public state is bounded model features exclude free text and raw policy references; duplicate fingerprints are keyed and permitted research use is fictional data only. These controls do not complete a legal assessment. CIDs, hashes, addresses and transaction metadata may remain linkable, while public IPFS does not provide confidentiality by itself </w:t>
+        <w:t xml:space="preserve"> public state is bounded</w:t>
+      </w:r>
+      <w:r>
+        <w:rPr>
+          <w:rFonts w:cs="Times New Roman"/>
+        </w:rPr>
+        <w:t>.</w:t>
+      </w:r>
+      <w:r>
+        <w:rPr>
+          <w:rFonts w:cs="Times New Roman"/>
+        </w:rPr>
+        <w:t xml:space="preserve"> </w:t>
+      </w:r>
+      <w:r>
+        <w:rPr>
+          <w:rFonts w:cs="Times New Roman"/>
+        </w:rPr>
+        <w:t>M</w:t>
+      </w:r>
+      <w:r>
+        <w:rPr>
+          <w:rFonts w:cs="Times New Roman"/>
+        </w:rPr>
+        <w:t xml:space="preserve">odel features exclude free text and raw policy </w:t>
+      </w:r>
+      <w:proofErr w:type="gramStart"/>
+      <w:r>
+        <w:rPr>
+          <w:rFonts w:cs="Times New Roman"/>
+        </w:rPr>
+        <w:t>references</w:t>
+      </w:r>
+      <w:r>
+        <w:rPr>
+          <w:rFonts w:cs="Times New Roman"/>
+        </w:rPr>
+        <w:t>,</w:t>
+      </w:r>
+      <w:proofErr w:type="gramEnd"/>
+      <w:r>
+        <w:rPr>
+          <w:rFonts w:cs="Times New Roman"/>
+        </w:rPr>
+        <w:t xml:space="preserve"> duplicate fingerprints are keyed and permitted research use is fictional data only. These controls do not complete a legal assessment. CIDs, hashes, addresses and transaction metadata may remain linkable, while public IPFS does not provide confidentiality by itself </w:t>
       </w:r>
       <w:sdt>
         <w:sdtPr>
@@ -13075,14 +13384,38 @@
         <w:rPr>
           <w:rFonts w:cs="Times New Roman"/>
         </w:rPr>
-        <w:t xml:space="preserve">Internal validity is strengthened by a fixed data hash, chronological partitions, an untouched test set, exact metric metadata and automated verification. Construct validity is limited because fraud labels and predictive metrics stand in for investigative utility. External validity is limited by one synthetic motor dataset, one test network and one deployment. Reliability is strengthened by versioned artifacts, although independent reproduction has not occurred current ML reproducibility guidance expects data </w:t>
+        <w:t xml:space="preserve">Internal validity is strengthened by a fixed data hash, chronological partitions, an untouched test set, exact metric metadata and automated verification. Construct validity is limited because fraud labels and predictive metrics stand in for investigative utility. External validity is limited by one synthetic motor dataset, one test network and one deployment. Reliability is strengthened by versioned artifacts, although independent </w:t>
       </w:r>
       <w:r>
         <w:rPr>
           <w:rFonts w:cs="Times New Roman"/>
         </w:rPr>
         <w:lastRenderedPageBreak/>
-        <w:t xml:space="preserve">provenance, dependencies, metric definitions and executable procedures </w:t>
+        <w:t>reproduction has not occurred</w:t>
+      </w:r>
+      <w:r>
+        <w:rPr>
+          <w:rFonts w:cs="Times New Roman"/>
+        </w:rPr>
+        <w:t>.</w:t>
+      </w:r>
+      <w:r>
+        <w:rPr>
+          <w:rFonts w:cs="Times New Roman"/>
+        </w:rPr>
+        <w:t xml:space="preserve"> </w:t>
+      </w:r>
+      <w:r>
+        <w:rPr>
+          <w:rFonts w:cs="Times New Roman"/>
+        </w:rPr>
+        <w:t>C</w:t>
+      </w:r>
+      <w:r>
+        <w:rPr>
+          <w:rFonts w:cs="Times New Roman"/>
+        </w:rPr>
+        <w:t xml:space="preserve">urrent ML reproducibility guidance expects data provenance, dependencies, metric definitions and executable procedures </w:t>
       </w:r>
       <w:sdt>
         <w:sdtPr>
@@ -13866,7 +14199,21 @@
         <w:rPr>
           <w:rFonts w:cs="Times New Roman"/>
         </w:rPr>
-        <w:t xml:space="preserve">he browser suite covered two representative paths; and no independent security audit was completed. Branch-aware Python coverage was 76.67%, just above the repository threshold of 75%. The IEEE software-engineering body of knowledge treats testing, quality, security and operations as related but distinct activities, so coverage and unit tests are evidence of exercised behaviour rather than a substitute for system validation or assurance </w:t>
+        <w:t xml:space="preserve">he browser suite covered two representative </w:t>
+      </w:r>
+      <w:proofErr w:type="gramStart"/>
+      <w:r>
+        <w:rPr>
+          <w:rFonts w:cs="Times New Roman"/>
+        </w:rPr>
+        <w:t>paths</w:t>
+      </w:r>
+      <w:proofErr w:type="gramEnd"/>
+      <w:r>
+        <w:rPr>
+          <w:rFonts w:cs="Times New Roman"/>
+        </w:rPr>
+        <w:t xml:space="preserve"> and no independent security audit was completed. Branch-aware Python coverage was 76.67%, just above the repository threshold of 75%. The IEEE software-engineering body of knowledge treats testing, quality, security and operations as related but distinct activities, so coverage and unit tests are evidence of exercised behaviour rather than a substitute for system validation or assurance </w:t>
       </w:r>
       <w:sdt>
         <w:sdtPr>
@@ -13952,12 +14299,13 @@
       <w:tblGrid>
         <w:gridCol w:w="1512"/>
         <w:gridCol w:w="2952"/>
-        <w:gridCol w:w="1656"/>
-        <w:gridCol w:w="2520"/>
+        <w:gridCol w:w="1490"/>
+        <w:gridCol w:w="2686"/>
       </w:tblGrid>
       <w:tr>
         <w:trPr>
           <w:cantSplit/>
+          <w:trHeight w:val="389"/>
           <w:tblHeader/>
           <w:jc w:val="center"/>
         </w:trPr>
@@ -14023,7 +14371,7 @@
         </w:tc>
         <w:tc>
           <w:tcPr>
-            <w:tcW w:w="1656" w:type="dxa"/>
+            <w:tcW w:w="1490" w:type="dxa"/>
             <w:shd w:val="clear" w:color="auto" w:fill="17365D"/>
             <w:tcMar>
               <w:top w:w="80" w:type="dxa"/>
@@ -14053,7 +14401,7 @@
         </w:tc>
         <w:tc>
           <w:tcPr>
-            <w:tcW w:w="2520" w:type="dxa"/>
+            <w:tcW w:w="2686" w:type="dxa"/>
             <w:shd w:val="clear" w:color="auto" w:fill="17365D"/>
             <w:tcMar>
               <w:top w:w="80" w:type="dxa"/>
@@ -14143,7 +14491,7 @@
         </w:tc>
         <w:tc>
           <w:tcPr>
-            <w:tcW w:w="1656" w:type="dxa"/>
+            <w:tcW w:w="1490" w:type="dxa"/>
             <w:tcMar>
               <w:top w:w="80" w:type="dxa"/>
               <w:left w:w="90" w:type="dxa"/>
@@ -14164,34 +14512,62 @@
                 <w:rFonts w:cs="Times New Roman"/>
                 <w:sz w:val="16"/>
               </w:rPr>
-              <w:t>212 passed 8 deselected</w:t>
-            </w:r>
-          </w:p>
-        </w:tc>
-        <w:tc>
-          <w:tcPr>
-            <w:tcW w:w="2520" w:type="dxa"/>
-            <w:tcMar>
-              <w:top w:w="80" w:type="dxa"/>
-              <w:left w:w="90" w:type="dxa"/>
-              <w:bottom w:w="80" w:type="dxa"/>
-              <w:right w:w="90" w:type="dxa"/>
-            </w:tcMar>
-            <w:vAlign w:val="center"/>
-          </w:tcPr>
-          <w:p>
-            <w:pPr>
-              <w:spacing w:after="0" w:line="240" w:lineRule="auto"/>
-              <w:rPr>
-                <w:rFonts w:cs="Times New Roman"/>
-              </w:rPr>
-            </w:pPr>
+              <w:t>212 passed</w:t>
+            </w:r>
             <w:r>
               <w:rPr>
                 <w:rFonts w:cs="Times New Roman"/>
                 <w:sz w:val="16"/>
               </w:rPr>
-              <w:t>76.67% branch-aware coverage four warnings.</w:t>
+              <w:t>,</w:t>
+            </w:r>
+            <w:r>
+              <w:rPr>
+                <w:rFonts w:cs="Times New Roman"/>
+                <w:sz w:val="16"/>
+              </w:rPr>
+              <w:t xml:space="preserve"> 8 deselected</w:t>
+            </w:r>
+          </w:p>
+        </w:tc>
+        <w:tc>
+          <w:tcPr>
+            <w:tcW w:w="2686" w:type="dxa"/>
+            <w:tcMar>
+              <w:top w:w="80" w:type="dxa"/>
+              <w:left w:w="90" w:type="dxa"/>
+              <w:bottom w:w="80" w:type="dxa"/>
+              <w:right w:w="90" w:type="dxa"/>
+            </w:tcMar>
+            <w:vAlign w:val="center"/>
+          </w:tcPr>
+          <w:p>
+            <w:pPr>
+              <w:spacing w:after="0" w:line="240" w:lineRule="auto"/>
+              <w:rPr>
+                <w:rFonts w:cs="Times New Roman"/>
+              </w:rPr>
+            </w:pPr>
+            <w:r>
+              <w:rPr>
+                <w:rFonts w:cs="Times New Roman"/>
+                <w:sz w:val="16"/>
+              </w:rPr>
+              <w:t>76.67% branch-aware coverage</w:t>
+            </w:r>
+            <w:r>
+              <w:rPr>
+                <w:rFonts w:cs="Times New Roman"/>
+                <w:sz w:val="16"/>
+              </w:rPr>
+              <w:t>,</w:t>
+            </w:r>
+            <w:r>
+              <w:rPr>
+                <w:rFonts w:cs="Times New Roman"/>
+                <w:sz w:val="16"/>
+              </w:rPr>
+              <w:t xml:space="preserve"> four warnings.</w:t>
             </w:r>
           </w:p>
         </w:tc>
@@ -14259,7 +14635,7 @@
         </w:tc>
         <w:tc>
           <w:tcPr>
-            <w:tcW w:w="1656" w:type="dxa"/>
+            <w:tcW w:w="1490" w:type="dxa"/>
             <w:shd w:val="clear" w:color="auto" w:fill="F3F6F9"/>
             <w:tcMar>
               <w:top w:w="80" w:type="dxa"/>
@@ -14287,7 +14663,7 @@
         </w:tc>
         <w:tc>
           <w:tcPr>
-            <w:tcW w:w="2520" w:type="dxa"/>
+            <w:tcW w:w="2686" w:type="dxa"/>
             <w:shd w:val="clear" w:color="auto" w:fill="F3F6F9"/>
             <w:tcMar>
               <w:top w:w="80" w:type="dxa"/>
@@ -14375,7 +14751,7 @@
         </w:tc>
         <w:tc>
           <w:tcPr>
-            <w:tcW w:w="1656" w:type="dxa"/>
+            <w:tcW w:w="1490" w:type="dxa"/>
             <w:tcMar>
               <w:top w:w="80" w:type="dxa"/>
               <w:left w:w="90" w:type="dxa"/>
@@ -14402,7 +14778,7 @@
         </w:tc>
         <w:tc>
           <w:tcPr>
-            <w:tcW w:w="2520" w:type="dxa"/>
+            <w:tcW w:w="2686" w:type="dxa"/>
             <w:tcMar>
               <w:top w:w="80" w:type="dxa"/>
               <w:left w:w="90" w:type="dxa"/>
@@ -14491,7 +14867,7 @@
         </w:tc>
         <w:tc>
           <w:tcPr>
-            <w:tcW w:w="1656" w:type="dxa"/>
+            <w:tcW w:w="1490" w:type="dxa"/>
             <w:shd w:val="clear" w:color="auto" w:fill="F3F6F9"/>
             <w:tcMar>
               <w:top w:w="80" w:type="dxa"/>
@@ -14519,7 +14895,7 @@
         </w:tc>
         <w:tc>
           <w:tcPr>
-            <w:tcW w:w="2520" w:type="dxa"/>
+            <w:tcW w:w="2686" w:type="dxa"/>
             <w:shd w:val="clear" w:color="auto" w:fill="F3F6F9"/>
             <w:tcMar>
               <w:top w:w="80" w:type="dxa"/>
@@ -14607,7 +14983,7 @@
         </w:tc>
         <w:tc>
           <w:tcPr>
-            <w:tcW w:w="1656" w:type="dxa"/>
+            <w:tcW w:w="1490" w:type="dxa"/>
             <w:tcMar>
               <w:top w:w="80" w:type="dxa"/>
               <w:left w:w="90" w:type="dxa"/>
@@ -14634,7 +15010,7 @@
         </w:tc>
         <w:tc>
           <w:tcPr>
-            <w:tcW w:w="2520" w:type="dxa"/>
+            <w:tcW w:w="2686" w:type="dxa"/>
             <w:tcMar>
               <w:top w:w="80" w:type="dxa"/>
               <w:left w:w="90" w:type="dxa"/>
@@ -15447,7 +15823,31 @@
         <w:rPr>
           <w:rFonts w:cs="Times New Roman"/>
         </w:rPr>
-        <w:t>Table 5.2 confirms the earlier operational trade-off. Logistic regression ranks marginally better, while the deployed XGBoost threshold retrieves more positives by flagging almost half of the test set. Its 1,032 true positives are accompanied by 5,952 false positives logistic regression produces 683 and 3,260 respectively. The additional 349 detections therefore require 3,041 additional referrals, or about 8.7 extra flagged claims per extra positive found.</w:t>
+        <w:t>Table 5.2 confirms the earlier operational trade-off. Logistic regression ranks marginally better, while the deployed XGBoost threshold retrieves more positives by flagging almost half of the test set. Its 1,032 true positives are accompanied by 5,952 false positives</w:t>
+      </w:r>
+      <w:r>
+        <w:rPr>
+          <w:rFonts w:cs="Times New Roman"/>
+        </w:rPr>
+        <w:t>.</w:t>
+      </w:r>
+      <w:r>
+        <w:rPr>
+          <w:rFonts w:cs="Times New Roman"/>
+        </w:rPr>
+        <w:t xml:space="preserve"> </w:t>
+      </w:r>
+      <w:r>
+        <w:rPr>
+          <w:rFonts w:cs="Times New Roman"/>
+        </w:rPr>
+        <w:t>L</w:t>
+      </w:r>
+      <w:r>
+        <w:rPr>
+          <w:rFonts w:cs="Times New Roman"/>
+        </w:rPr>
+        <w:t>ogistic regression produces 683 and 3,260 respectively. The additional 349 detections therefore require 3,041 additional referrals, or about 8.7 extra flagged claims per extra positive found.</w:t>
       </w:r>
     </w:p>
     <w:p>
@@ -18794,7 +19194,21 @@
                 <w:rFonts w:cs="Times New Roman"/>
                 <w:sz w:val="16"/>
               </w:rPr>
-              <w:t xml:space="preserve"> 0.00326 country 0.00290</w:t>
+              <w:t xml:space="preserve"> 0.00326</w:t>
+            </w:r>
+            <w:r>
+              <w:rPr>
+                <w:rFonts w:cs="Times New Roman"/>
+                <w:sz w:val="16"/>
+              </w:rPr>
+              <w:t>,</w:t>
+            </w:r>
+            <w:r>
+              <w:rPr>
+                <w:rFonts w:cs="Times New Roman"/>
+                <w:sz w:val="16"/>
+              </w:rPr>
+              <w:t xml:space="preserve"> country 0.00290</w:t>
             </w:r>
           </w:p>
         </w:tc>
@@ -18821,7 +19235,7 @@
                 <w:rFonts w:cs="Times New Roman"/>
                 <w:sz w:val="16"/>
               </w:rPr>
-              <w:t>Potential generator structure; audit required.</w:t>
+              <w:t>Potential generator structure audit required.</w:t>
             </w:r>
           </w:p>
         </w:tc>
@@ -19920,7 +20334,79 @@
         <w:rPr>
           <w:rFonts w:cs="Times New Roman"/>
         </w:rPr>
-        <w:t>. Before any real use, country should be justified, removed or constrained results should be repeated on real governed data sample sizes and confidence intervals should be reported and investigators and affected communities should help define the relevant harms. On the present evidence, the disparity is a deployment blocker.</w:t>
+        <w:t>. Before any real use, country should be justified, removed or constraine</w:t>
+      </w:r>
+      <w:r>
+        <w:rPr>
+          <w:rFonts w:cs="Times New Roman"/>
+        </w:rPr>
+        <w:t>d.</w:t>
+      </w:r>
+      <w:r>
+        <w:rPr>
+          <w:rFonts w:cs="Times New Roman"/>
+        </w:rPr>
+        <w:t xml:space="preserve"> </w:t>
+      </w:r>
+      <w:r>
+        <w:rPr>
+          <w:rFonts w:cs="Times New Roman"/>
+        </w:rPr>
+        <w:t>R</w:t>
+      </w:r>
+      <w:r>
+        <w:rPr>
+          <w:rFonts w:cs="Times New Roman"/>
+        </w:rPr>
+        <w:t>esults should be repeated on real governed data</w:t>
+      </w:r>
+      <w:r>
+        <w:rPr>
+          <w:rFonts w:cs="Times New Roman"/>
+        </w:rPr>
+        <w:t>,</w:t>
+      </w:r>
+      <w:r>
+        <w:rPr>
+          <w:rFonts w:cs="Times New Roman"/>
+        </w:rPr>
+        <w:t xml:space="preserve"> </w:t>
+      </w:r>
+      <w:r>
+        <w:rPr>
+          <w:rFonts w:cs="Times New Roman"/>
+        </w:rPr>
+        <w:t xml:space="preserve">with </w:t>
+      </w:r>
+      <w:r>
+        <w:rPr>
+          <w:rFonts w:cs="Times New Roman"/>
+        </w:rPr>
+        <w:t>sample sizes and confidence intervals should be reported</w:t>
+      </w:r>
+      <w:r>
+        <w:rPr>
+          <w:rFonts w:cs="Times New Roman"/>
+        </w:rPr>
+        <w:t>.</w:t>
+      </w:r>
+      <w:r>
+        <w:rPr>
+          <w:rFonts w:cs="Times New Roman"/>
+        </w:rPr>
+        <w:t xml:space="preserve"> </w:t>
+      </w:r>
+      <w:r>
+        <w:rPr>
+          <w:rFonts w:cs="Times New Roman"/>
+        </w:rPr>
+        <w:t>I</w:t>
+      </w:r>
+      <w:r>
+        <w:rPr>
+          <w:rFonts w:cs="Times New Roman"/>
+        </w:rPr>
+        <w:t>nvestigators and affected communities should help define the relevant harms. On the present evidence, the disparity is a deployment blocker.</w:t>
       </w:r>
     </w:p>
     <w:p>
@@ -22251,7 +22737,31 @@
         <w:rPr>
           <w:rFonts w:cs="Times New Roman"/>
         </w:rPr>
-        <w:t xml:space="preserve"> relayer pays gas without acquiring the authority to rewrite it; the registry enforces roles and forward-only </w:t>
+        <w:t xml:space="preserve"> relayer pays gas without acquiring the authority to rewrite it</w:t>
+      </w:r>
+      <w:r>
+        <w:rPr>
+          <w:rFonts w:cs="Times New Roman"/>
+        </w:rPr>
+        <w:t>.</w:t>
+      </w:r>
+      <w:r>
+        <w:rPr>
+          <w:rFonts w:cs="Times New Roman"/>
+        </w:rPr>
+        <w:t xml:space="preserve"> </w:t>
+      </w:r>
+      <w:r>
+        <w:rPr>
+          <w:rFonts w:cs="Times New Roman"/>
+        </w:rPr>
+        <w:t>T</w:t>
+      </w:r>
+      <w:r>
+        <w:rPr>
+          <w:rFonts w:cs="Times New Roman"/>
+        </w:rPr>
+        <w:t xml:space="preserve">he registry enforces roles and forward-only </w:t>
       </w:r>
       <w:proofErr w:type="gramStart"/>
       <w:r>
@@ -22323,7 +22833,19 @@
         <w:rPr>
           <w:rFonts w:cs="Times New Roman"/>
         </w:rPr>
-        <w:t xml:space="preserve"> they are the line between a dissertation artifact and an operational insurance system.</w:t>
+        <w:t xml:space="preserve"> </w:t>
+      </w:r>
+      <w:r>
+        <w:rPr>
+          <w:rFonts w:cs="Times New Roman"/>
+        </w:rPr>
+        <w:t>T</w:t>
+      </w:r>
+      <w:r>
+        <w:rPr>
+          <w:rFonts w:cs="Times New Roman"/>
+        </w:rPr>
+        <w:t>hey are the line between a dissertation artifact and an operational insurance system.</w:t>
       </w:r>
     </w:p>
     <w:p>
@@ -22381,7 +22903,19 @@
         <w:rPr>
           <w:rFonts w:cs="Times New Roman"/>
         </w:rPr>
-        <w:t xml:space="preserve"> SHAP is not fairness or causality evidence; and a </w:t>
+        <w:t xml:space="preserve"> SHAP is not fairness or causality </w:t>
+      </w:r>
+      <w:r>
+        <w:rPr>
+          <w:rFonts w:cs="Times New Roman"/>
+        </w:rPr>
+        <w:t>evidence,</w:t>
+      </w:r>
+      <w:r>
+        <w:rPr>
+          <w:rFonts w:cs="Times New Roman"/>
+        </w:rPr>
+        <w:t xml:space="preserve"> and a </w:t>
       </w:r>
       <w:proofErr w:type="spellStart"/>
       <w:r>
@@ -22650,7 +23184,43 @@
         <w:rPr>
           <w:rFonts w:cs="Times New Roman"/>
         </w:rPr>
-        <w:t xml:space="preserve">dministration should use managed keys and multi-signature approval services need secret management, rate limits, observability and incident response; and deployment should replace the single host with redundant databases, broker partitions and separately scaled workers. Confirmation-depth and chain-reorganisation policies must be explicit and tested. These activities should be organised as lifecycle controls rather than a one-off release gate </w:t>
+        <w:t>dministration should use managed keys and multi-signature approval</w:t>
+      </w:r>
+      <w:r>
+        <w:rPr>
+          <w:rFonts w:cs="Times New Roman"/>
+        </w:rPr>
+        <w:t>.</w:t>
+      </w:r>
+      <w:r>
+        <w:rPr>
+          <w:rFonts w:cs="Times New Roman"/>
+        </w:rPr>
+        <w:t xml:space="preserve"> </w:t>
+      </w:r>
+      <w:r>
+        <w:rPr>
+          <w:rFonts w:cs="Times New Roman"/>
+        </w:rPr>
+        <w:t>S</w:t>
+      </w:r>
+      <w:r>
+        <w:rPr>
+          <w:rFonts w:cs="Times New Roman"/>
+        </w:rPr>
+        <w:t>ervices need secret management, rate limits, observability and incident response</w:t>
+      </w:r>
+      <w:r>
+        <w:rPr>
+          <w:rFonts w:cs="Times New Roman"/>
+        </w:rPr>
+        <w:t>,</w:t>
+      </w:r>
+      <w:r>
+        <w:rPr>
+          <w:rFonts w:cs="Times New Roman"/>
+        </w:rPr>
+        <w:t xml:space="preserve"> and deployment should replace the single host with redundant databases, broker partitions and separately scaled workers. Confirmation-depth and chain-reorganisation policies must be explicit and tested. These activities should be organised as lifecycle controls rather than a one-off release gate </w:t>
       </w:r>
       <w:sdt>
         <w:sdtPr>
@@ -22711,7 +23281,7 @@
         <w:rPr>
           <w:rFonts w:cs="Times New Roman"/>
         </w:rPr>
-        <w:t xml:space="preserve">Finally, future work should deepen human oversight instead of only add model complexity. The review interface should show provenance, the model and threshold version, local explanations, uncertainty and prior investigator feedback. Where a significant decision becomes solely automated, current UK law requires information, representation, human-intervention and contest safeguards; meaningful human authority </w:t>
+        <w:t xml:space="preserve">Finally, future work should deepen human oversight instead of only add model complexity. The review interface should show provenance, the model and threshold version, local explanations, uncertainty and prior investigator feedback. Where a significant decision becomes solely automated, current UK law requires information, representation, human-intervention and contest safeguards meaningful human authority </w:t>
       </w:r>
       <w:r>
         <w:rPr>
@@ -23502,7 +24072,23 @@
                 <w:rFonts w:cs="Times New Roman"/>
                 <w:sz w:val="15"/>
               </w:rPr>
-              <w:t>packages/contracts; backend relayer schemas</w:t>
+              <w:t xml:space="preserve">packages/contracts backend </w:t>
+            </w:r>
+            <w:proofErr w:type="spellStart"/>
+            <w:r>
+              <w:rPr>
+                <w:rFonts w:cs="Times New Roman"/>
+                <w:sz w:val="15"/>
+              </w:rPr>
+              <w:t>relayer</w:t>
+            </w:r>
+            <w:proofErr w:type="spellEnd"/>
+            <w:r>
+              <w:rPr>
+                <w:rFonts w:cs="Times New Roman"/>
+                <w:sz w:val="15"/>
+              </w:rPr>
+              <w:t xml:space="preserve"> schemas</w:t>
             </w:r>
           </w:p>
         </w:tc>
@@ -24138,7 +24724,7 @@
                 <w:rFonts w:cs="Times New Roman"/>
                 <w:sz w:val="15"/>
               </w:rPr>
-              <w:t>Implemented; legal review pending</w:t>
+              <w:t>Implemented legal review pending</w:t>
             </w:r>
           </w:p>
         </w:tc>
@@ -24252,7 +24838,7 @@
                 <w:rFonts w:cs="Times New Roman"/>
                 <w:sz w:val="15"/>
               </w:rPr>
-              <w:t>Implemented; key governance pending</w:t>
+              <w:t>Implemented key governance pending</w:t>
             </w:r>
           </w:p>
         </w:tc>
@@ -24484,7 +25070,7 @@
                 <w:rFonts w:cs="Times New Roman"/>
                 <w:sz w:val="15"/>
               </w:rPr>
-              <w:t>Designed; user study pending</w:t>
+              <w:t>Designed user study pending</w:t>
             </w:r>
           </w:p>
         </w:tc>
@@ -25171,7 +25757,35 @@
                 <w:rFonts w:cs="Times New Roman"/>
                 <w:sz w:val="16"/>
               </w:rPr>
-              <w:t>unit tests; lint; production build</w:t>
+              <w:t>unit tests</w:t>
+            </w:r>
+            <w:r>
+              <w:rPr>
+                <w:rFonts w:cs="Times New Roman"/>
+                <w:sz w:val="16"/>
+              </w:rPr>
+              <w:t>,</w:t>
+            </w:r>
+            <w:r>
+              <w:rPr>
+                <w:rFonts w:cs="Times New Roman"/>
+                <w:sz w:val="16"/>
+              </w:rPr>
+              <w:t xml:space="preserve"> lint</w:t>
+            </w:r>
+            <w:r>
+              <w:rPr>
+                <w:rFonts w:cs="Times New Roman"/>
+                <w:sz w:val="16"/>
+              </w:rPr>
+              <w:t>,</w:t>
+            </w:r>
+            <w:r>
+              <w:rPr>
+                <w:rFonts w:cs="Times New Roman"/>
+                <w:sz w:val="16"/>
+              </w:rPr>
+              <w:t xml:space="preserve"> production build</w:t>
             </w:r>
           </w:p>
         </w:tc>
@@ -25233,7 +25847,21 @@
                 <w:rFonts w:cs="Times New Roman"/>
                 <w:sz w:val="16"/>
               </w:rPr>
-              <w:t>Hardhat tests using checked compiled artifacts; Solidity fuzz runs included</w:t>
+              <w:t>Hardhat tests using checked compiled artifacts</w:t>
+            </w:r>
+            <w:r>
+              <w:rPr>
+                <w:rFonts w:cs="Times New Roman"/>
+                <w:sz w:val="16"/>
+              </w:rPr>
+              <w:t>,</w:t>
+            </w:r>
+            <w:r>
+              <w:rPr>
+                <w:rFonts w:cs="Times New Roman"/>
+                <w:sz w:val="16"/>
+              </w:rPr>
+              <w:t xml:space="preserve"> Solidity fuzz runs included</w:t>
             </w:r>
           </w:p>
         </w:tc>
@@ -25355,7 +25983,35 @@
                 <w:rFonts w:cs="Times New Roman"/>
                 <w:sz w:val="16"/>
               </w:rPr>
-              <w:t>sepolia-gasless-v1; chain ID 11155111; start block 11,426,492</w:t>
+              <w:t>sepolia-gasless-v1</w:t>
+            </w:r>
+            <w:r>
+              <w:rPr>
+                <w:rFonts w:cs="Times New Roman"/>
+                <w:sz w:val="16"/>
+              </w:rPr>
+              <w:t>,</w:t>
+            </w:r>
+            <w:r>
+              <w:rPr>
+                <w:rFonts w:cs="Times New Roman"/>
+                <w:sz w:val="16"/>
+              </w:rPr>
+              <w:t xml:space="preserve"> chain ID 11155111</w:t>
+            </w:r>
+            <w:r>
+              <w:rPr>
+                <w:rFonts w:cs="Times New Roman"/>
+                <w:sz w:val="16"/>
+              </w:rPr>
+              <w:t>,</w:t>
+            </w:r>
+            <w:r>
+              <w:rPr>
+                <w:rFonts w:cs="Times New Roman"/>
+                <w:sz w:val="16"/>
+              </w:rPr>
+              <w:t xml:space="preserve"> start block 11,426,492</w:t>
             </w:r>
           </w:p>
         </w:tc>
@@ -29225,7 +29881,35 @@
                 <w:rFonts w:cs="Times New Roman"/>
                 <w:sz w:val="16"/>
               </w:rPr>
-              <w:t>24 sampled configurations; validation PR-AUC selection; test evaluated once.</w:t>
+              <w:t>24 sampled configurations</w:t>
+            </w:r>
+            <w:r>
+              <w:rPr>
+                <w:rFonts w:cs="Times New Roman"/>
+                <w:sz w:val="16"/>
+              </w:rPr>
+              <w:t>,</w:t>
+            </w:r>
+            <w:r>
+              <w:rPr>
+                <w:rFonts w:cs="Times New Roman"/>
+                <w:sz w:val="16"/>
+              </w:rPr>
+              <w:t xml:space="preserve"> validation PR-AUC selection</w:t>
+            </w:r>
+            <w:r>
+              <w:rPr>
+                <w:rFonts w:cs="Times New Roman"/>
+                <w:sz w:val="16"/>
+              </w:rPr>
+              <w:t>,</w:t>
+            </w:r>
+            <w:r>
+              <w:rPr>
+                <w:rFonts w:cs="Times New Roman"/>
+                <w:sz w:val="16"/>
+              </w:rPr>
+              <w:t xml:space="preserve"> test evaluated once.</w:t>
             </w:r>
           </w:p>
         </w:tc>
@@ -29285,7 +29969,7 @@
                 <w:rFonts w:cs="Times New Roman"/>
                 <w:sz w:val="16"/>
               </w:rPr>
-              <w:t>2,000 paired test-set resamples; percentile 95% intervals.</w:t>
+              <w:t>2,000 paired test-set resamples percentile 95% intervals.</w:t>
             </w:r>
           </w:p>
         </w:tc>
@@ -29347,7 +30031,21 @@
                 <w:rFonts w:cs="Times New Roman"/>
                 <w:sz w:val="16"/>
               </w:rPr>
-              <w:t>100 independently permuted training-label fits; empirical p=(b+1)/(B+1).</w:t>
+              <w:t>100 independently permuted training-label fits</w:t>
+            </w:r>
+            <w:r>
+              <w:rPr>
+                <w:rFonts w:cs="Times New Roman"/>
+                <w:sz w:val="16"/>
+              </w:rPr>
+              <w:t>,</w:t>
+            </w:r>
+            <w:r>
+              <w:rPr>
+                <w:rFonts w:cs="Times New Roman"/>
+                <w:sz w:val="16"/>
+              </w:rPr>
+              <w:t xml:space="preserve"> empirical p=(b+1)/(B+1).</w:t>
             </w:r>
           </w:p>
         </w:tc>
